--- a/开题报告_基于条件扩散模型的NGSO星座星地信道生成建模及与CGAN的对比研究.docx
+++ b/开题报告_基于条件扩散模型的NGSO星座星地信道生成建模及与CGAN的对比研究.docx
@@ -11,8 +11,6 @@
           <w:spacing w:val="40"/>
         </w:rPr>
       </w:pPr>
-      <w:bookmarkStart w:id="0" w:name="_GoBack"/>
-      <w:bookmarkEnd w:id="0"/>
     </w:p>
     <w:p>
       <w:pPr>
@@ -159,14 +157,7 @@
           <w:b/>
           <w:sz w:val="36"/>
         </w:rPr>
-        <w:t>题 目：</w:t>
-      </w:r>
-      <w:r>
-        <w:rPr>
-          <w:b/>
-          <w:sz w:val="36"/>
-        </w:rPr>
-        <w:t xml:space="preserve">基于条件扩散模型的NGSO星座星地信道生成建模及与CGAN的对比研究</w:t>
+        <w:t>题 目：基于条件扩散模型的NGSO星座星地信道生成建模及与CGAN的对比研究</w:t>
       </w:r>
     </w:p>
     <w:p>
@@ -235,7 +226,25 @@
           <w:sz w:val="32"/>
           <w:u w:val="single"/>
         </w:rPr>
-        <w:t xml:space="preserve">                     </w:t>
+        <w:t xml:space="preserve">     </w:t>
+      </w:r>
+      <w:r>
+        <w:rPr>
+          <w:rFonts w:hint="eastAsia"/>
+          <w:b/>
+          <w:sz w:val="32"/>
+          <w:u w:val="single"/>
+          <w:lang w:val="en-US" w:eastAsia="zh-CN"/>
+        </w:rPr>
+        <w:t>永坦班(英才)</w:t>
+      </w:r>
+      <w:r>
+        <w:rPr>
+          <w:b/>
+          <w:sz w:val="32"/>
+          <w:u w:val="single"/>
+        </w:rPr>
+        <w:t xml:space="preserve">                </w:t>
       </w:r>
     </w:p>
     <w:p>
@@ -261,7 +270,25 @@
           <w:sz w:val="32"/>
           <w:u w:val="single"/>
         </w:rPr>
-        <w:t xml:space="preserve">                     </w:t>
+        <w:t xml:space="preserve">     </w:t>
+      </w:r>
+      <w:r>
+        <w:rPr>
+          <w:rFonts w:hint="eastAsia"/>
+          <w:b/>
+          <w:sz w:val="32"/>
+          <w:u w:val="single"/>
+          <w:lang w:val="en-US" w:eastAsia="zh-CN"/>
+        </w:rPr>
+        <w:t>龙贝</w:t>
+      </w:r>
+      <w:r>
+        <w:rPr>
+          <w:b/>
+          <w:sz w:val="32"/>
+          <w:u w:val="single"/>
+        </w:rPr>
+        <w:t xml:space="preserve">                </w:t>
       </w:r>
     </w:p>
     <w:p>
@@ -287,7 +314,25 @@
           <w:sz w:val="32"/>
           <w:u w:val="single"/>
         </w:rPr>
-        <w:t xml:space="preserve">                     </w:t>
+        <w:t xml:space="preserve">     </w:t>
+      </w:r>
+      <w:r>
+        <w:rPr>
+          <w:rFonts w:hint="eastAsia"/>
+          <w:b/>
+          <w:sz w:val="32"/>
+          <w:u w:val="single"/>
+          <w:lang w:val="en-US" w:eastAsia="zh-CN"/>
+        </w:rPr>
+        <w:t>2025111486</w:t>
+      </w:r>
+      <w:r>
+        <w:rPr>
+          <w:b/>
+          <w:sz w:val="32"/>
+          <w:u w:val="single"/>
+        </w:rPr>
+        <w:t xml:space="preserve">                </w:t>
       </w:r>
     </w:p>
     <w:p>
@@ -313,7 +358,25 @@
           <w:sz w:val="32"/>
           <w:u w:val="single"/>
         </w:rPr>
-        <w:t xml:space="preserve">                     </w:t>
+        <w:t xml:space="preserve">     </w:t>
+      </w:r>
+      <w:r>
+        <w:rPr>
+          <w:rFonts w:hint="eastAsia"/>
+          <w:b/>
+          <w:sz w:val="32"/>
+          <w:u w:val="single"/>
+          <w:lang w:val="en-US" w:eastAsia="zh-CN"/>
+        </w:rPr>
+        <w:t>贾敏</w:t>
+      </w:r>
+      <w:r>
+        <w:rPr>
+          <w:b/>
+          <w:sz w:val="32"/>
+          <w:u w:val="single"/>
+        </w:rPr>
+        <w:t xml:space="preserve">                </w:t>
       </w:r>
     </w:p>
     <w:p>
@@ -339,7 +402,25 @@
           <w:sz w:val="32"/>
           <w:u w:val="single"/>
         </w:rPr>
-        <w:t xml:space="preserve">                     </w:t>
+        <w:t xml:space="preserve">     </w:t>
+      </w:r>
+      <w:r>
+        <w:rPr>
+          <w:rFonts w:hint="eastAsia"/>
+          <w:b/>
+          <w:sz w:val="32"/>
+          <w:u w:val="single"/>
+          <w:lang w:val="en-US" w:eastAsia="zh-CN"/>
+        </w:rPr>
+        <w:t>2026年10月12日</w:t>
+      </w:r>
+      <w:r>
+        <w:rPr>
+          <w:b/>
+          <w:sz w:val="32"/>
+          <w:u w:val="single"/>
+        </w:rPr>
+        <w:t xml:space="preserve">                </w:t>
       </w:r>
     </w:p>
     <w:p>
@@ -371,508 +452,174 @@
         <w:ind w:firstLine="0" w:firstLineChars="0"/>
         <w:jc w:val="center"/>
         <w:rPr>
+          <w:color w:val="000000"/>
+        </w:rPr>
+      </w:pPr>
+      <w:r>
+        <w:rPr>
           <w:rFonts w:eastAsia="隶书"/>
           <w:b/>
           <w:sz w:val="36"/>
           <w:szCs w:val="36"/>
         </w:rPr>
-      </w:pPr>
-      <w:r>
-        <w:rPr>
-          <w:rFonts w:eastAsia="隶书"/>
-          <w:b/>
-          <w:sz w:val="36"/>
-          <w:szCs w:val="36"/>
-        </w:rPr>
         <w:t>哈尔滨工业大学教务处制</w:t>
       </w:r>
     </w:p>
     <w:p>
-      <w:pPr>
-        <w:pStyle w:val="153"/>
-        <w:rPr>
-          <w:rFonts w:cs="Times New Roman"/>
-          <w:b/>
-        </w:rPr>
-      </w:pPr>
-      <w:r>
-        <w:rPr>
-          <w:rFonts w:cs="Times New Roman"/>
-          <w:b/>
-        </w:rPr>
-        <w:t>说      明</w:t>
-      </w:r>
-    </w:p>
-    <w:p>
-      <w:pPr>
-        <w:pStyle w:val="154"/>
-        <w:spacing w:before="120" w:after="120"/>
-        <w:rPr>
-          <w:b/>
-        </w:rPr>
-      </w:pPr>
-      <w:r>
-        <w:rPr>
-          <w:b/>
-        </w:rPr>
-        <w:t>一、开题报告主要内容</w:t>
-      </w:r>
-    </w:p>
-    <w:p>
-      <w:pPr>
-        <w:pStyle w:val="155"/>
-        <w:spacing w:before="120" w:after="120"/>
-      </w:pPr>
-      <w:r>
-        <w:t>1．课题来源及研究的目的和意义</w:t>
-      </w:r>
-    </w:p>
-    <w:p>
-      <w:pPr>
-        <w:pStyle w:val="155"/>
-        <w:spacing w:before="120" w:after="120"/>
-        <w:ind w:firstLine="240" w:firstLineChars="100"/>
-        <w:rPr>
-          <w:rFonts w:eastAsia="宋体"/>
-          <w:sz w:val="24"/>
-        </w:rPr>
-      </w:pPr>
-      <w:r>
-        <w:rPr>
-          <w:rFonts w:hAnsi="宋体" w:eastAsia="宋体"/>
-          <w:sz w:val="24"/>
-        </w:rPr>
-        <w:t>（正文</w:t>
-      </w:r>
-      <w:r>
-        <w:rPr>
-          <w:rFonts w:eastAsia="宋体"/>
-          <w:sz w:val="24"/>
-        </w:rPr>
-        <w:t xml:space="preserve">  </w:t>
-      </w:r>
-      <w:r>
-        <w:rPr>
-          <w:rFonts w:hAnsi="宋体" w:eastAsia="宋体"/>
-          <w:sz w:val="24"/>
-        </w:rPr>
-        <w:t>宋体小</w:t>
-      </w:r>
-      <w:r>
-        <w:rPr>
-          <w:rFonts w:eastAsia="宋体"/>
-          <w:sz w:val="24"/>
-        </w:rPr>
-        <w:t>4</w:t>
-      </w:r>
-      <w:r>
-        <w:rPr>
-          <w:rFonts w:hAnsi="宋体" w:eastAsia="宋体"/>
-          <w:sz w:val="24"/>
-        </w:rPr>
-        <w:t>号字，行距</w:t>
-      </w:r>
-      <w:r>
-        <w:rPr>
-          <w:rFonts w:eastAsia="宋体"/>
-          <w:sz w:val="24"/>
-        </w:rPr>
-        <w:t>1.25</w:t>
-      </w:r>
-      <w:r>
-        <w:rPr>
-          <w:rFonts w:hAnsi="宋体" w:eastAsia="宋体"/>
-          <w:sz w:val="24"/>
-        </w:rPr>
-        <w:t>倍，段前</w:t>
-      </w:r>
-      <w:r>
-        <w:rPr>
-          <w:rFonts w:eastAsia="宋体"/>
-          <w:sz w:val="24"/>
-        </w:rPr>
-        <w:t>0</w:t>
-      </w:r>
-      <w:r>
-        <w:rPr>
-          <w:rFonts w:hAnsi="宋体" w:eastAsia="宋体"/>
-          <w:sz w:val="24"/>
-        </w:rPr>
-        <w:t>行，段后</w:t>
-      </w:r>
-      <w:r>
-        <w:rPr>
-          <w:rFonts w:eastAsia="宋体"/>
-          <w:sz w:val="24"/>
-        </w:rPr>
-        <w:t>0</w:t>
-      </w:r>
-      <w:r>
-        <w:rPr>
-          <w:rFonts w:hAnsi="宋体" w:eastAsia="宋体"/>
-          <w:sz w:val="24"/>
-        </w:rPr>
-        <w:t>行）</w:t>
-      </w:r>
-    </w:p>
-    <w:p>
-      <w:pPr>
-        <w:pStyle w:val="155"/>
-        <w:spacing w:before="120" w:after="120"/>
-        <w:rPr>
-          <w:szCs w:val="28"/>
-        </w:rPr>
-      </w:pPr>
-      <w:r>
-        <w:rPr>
-          <w:szCs w:val="28"/>
-        </w:rPr>
-        <w:t>2．国内外在该方向的研究现状及分析</w:t>
-      </w:r>
-    </w:p>
-    <w:p>
-      <w:pPr>
-        <w:pStyle w:val="155"/>
-        <w:spacing w:before="120" w:after="120"/>
-        <w:rPr>
-          <w:szCs w:val="28"/>
-        </w:rPr>
-      </w:pPr>
-      <w:r>
-        <w:rPr>
-          <w:szCs w:val="28"/>
-        </w:rPr>
-        <w:t>3．主要研究内容</w:t>
-      </w:r>
-    </w:p>
-    <w:p>
-      <w:pPr>
-        <w:pStyle w:val="155"/>
-        <w:spacing w:before="120" w:after="120"/>
-        <w:rPr>
-          <w:szCs w:val="28"/>
-        </w:rPr>
-      </w:pPr>
-      <w:r>
-        <w:rPr>
-          <w:szCs w:val="28"/>
-        </w:rPr>
-        <w:t>4.  研究方案</w:t>
-      </w:r>
-    </w:p>
-    <w:p>
-      <w:pPr>
-        <w:pStyle w:val="155"/>
-        <w:spacing w:before="120" w:after="120"/>
-        <w:rPr>
-          <w:szCs w:val="28"/>
-        </w:rPr>
-      </w:pPr>
-      <w:r>
-        <w:rPr>
-          <w:szCs w:val="28"/>
-        </w:rPr>
-        <w:t>5．进度安排，预期达到的目标</w:t>
-      </w:r>
-    </w:p>
-    <w:p>
-      <w:pPr>
-        <w:pStyle w:val="155"/>
-        <w:spacing w:before="120" w:after="120"/>
-        <w:rPr>
-          <w:szCs w:val="28"/>
-        </w:rPr>
-      </w:pPr>
-      <w:r>
-        <w:rPr>
-          <w:szCs w:val="28"/>
-        </w:rPr>
-        <w:t>6．课题已具备和所需的条件、经费</w:t>
-      </w:r>
-    </w:p>
-    <w:p>
-      <w:pPr>
-        <w:pStyle w:val="155"/>
-        <w:spacing w:before="120" w:after="120"/>
-        <w:rPr>
-          <w:szCs w:val="28"/>
-        </w:rPr>
-      </w:pPr>
-      <w:r>
-        <w:rPr>
-          <w:szCs w:val="28"/>
-        </w:rPr>
-        <w:t>7．研究过程中可能遇到的困难和问题，解决的措施</w:t>
-      </w:r>
-    </w:p>
-    <w:p>
-      <w:pPr>
-        <w:pStyle w:val="155"/>
-        <w:spacing w:before="120" w:after="120"/>
-        <w:rPr>
-          <w:szCs w:val="28"/>
-        </w:rPr>
-      </w:pPr>
-      <w:r>
-        <w:rPr>
-          <w:szCs w:val="28"/>
-        </w:rPr>
-        <w:t>8．主要参考文献</w:t>
-      </w:r>
-    </w:p>
-    <w:p>
-      <w:pPr>
-        <w:pStyle w:val="154"/>
-        <w:spacing w:before="120" w:after="120"/>
-        <w:rPr>
-          <w:b/>
-        </w:rPr>
-      </w:pPr>
-      <w:r>
-        <w:rPr>
-          <w:b/>
-        </w:rPr>
-        <w:t>二、开题报告要求</w:t>
-      </w:r>
-    </w:p>
-    <w:p>
-      <w:pPr>
-        <w:pStyle w:val="154"/>
-        <w:spacing w:before="120" w:after="120"/>
-        <w:rPr>
+      <w:r>
+        <w:br w:type="page"/>
+      </w:r>
+    </w:p>
+    <w:p>
+      <w:pPr>
+        <w:ind w:left="0" w:leftChars="0" w:firstLine="0" w:firstLineChars="0"/>
+        <w:rPr>
+          <w:rFonts w:hint="default" w:ascii="Times New Roman" w:hAnsi="Times New Roman" w:eastAsia="黑体" w:cs="Times New Roman"/>
+          <w:b/>
+          <w:color w:val="000000"/>
           <w:sz w:val="28"/>
-          <w:szCs w:val="28"/>
-        </w:rPr>
-      </w:pPr>
-      <w:r>
-        <w:rPr>
+          <w:lang w:eastAsia="zh-CN"/>
+        </w:rPr>
+      </w:pPr>
+      <w:r>
+        <w:rPr>
+          <w:rFonts w:hint="default" w:ascii="Times New Roman" w:hAnsi="Times New Roman" w:eastAsia="黑体" w:cs="Times New Roman"/>
+          <w:b/>
+          <w:color w:val="000000"/>
           <w:sz w:val="28"/>
-          <w:szCs w:val="28"/>
-        </w:rPr>
-        <w:t>1．开题报告的字数应在3000字以上。</w:t>
-      </w:r>
-    </w:p>
-    <w:p>
-      <w:pPr>
-        <w:pStyle w:val="154"/>
-        <w:spacing w:before="120" w:after="120"/>
-        <w:rPr>
+          <w:lang w:eastAsia="zh-CN"/>
+        </w:rPr>
+        <w:t xml:space="preserve">一、课题来源及研究的目的和意义</w:t>
+      </w:r>
+    </w:p>
+    <w:p>
+      <w:pPr>
+        <w:spacing w:before="0" w:after="0" w:line="300" w:lineRule="auto"/>
+        <w:ind w:firstLine="480" w:firstLineChars="200"/>
+        <w:jc w:val="both"/>
+        <w:rPr>
+          <w:rFonts w:hint="default" w:ascii="Times New Roman" w:hAnsi="Times New Roman" w:eastAsia="宋体" w:cs="Times New Roman"/>
+          <w:b w:val="0"/>
+          <w:color w:val="000000"/>
+          <w:sz w:val="24"/>
+          <w:lang w:eastAsia="zh-CN"/>
+        </w:rPr>
+      </w:pPr>
+      <w:r>
+        <w:rPr>
+          <w:rFonts w:hint="default" w:ascii="Times New Roman" w:hAnsi="Times New Roman" w:eastAsia="宋体" w:cs="Times New Roman"/>
+          <w:b w:val="0"/>
+          <w:color w:val="000000"/>
+          <w:sz w:val="24"/>
+          <w:lang w:eastAsia="zh-CN"/>
+        </w:rPr>
+        <w:t xml:space="preserve">本课题来源于哈尔滨工业大学2026届本科毕业论文《基于CGAN的NGSO星座星地信道建模方法与仿真》[1]结论部分提出的后续研究建议："本文主要采用CGAN进行信道生成建模，后续可在相同数据集和相同评价指标下，引入扩散模型、Transformer生成模型、物理约束神经网络等方法进行对比。"本课题承接该建议，在统一数据集与统一三层评价体系下，引入条件扩散模型并与CGAN基线进行系统对比。</w:t>
+      </w:r>
+    </w:p>
+    <w:p>
+      <w:pPr>
+        <w:spacing w:before="0" w:after="0" w:line="300" w:lineRule="auto"/>
+        <w:ind w:firstLine="480" w:firstLineChars="200"/>
+        <w:jc w:val="both"/>
+        <w:rPr>
+          <w:rFonts w:hint="default" w:ascii="Times New Roman" w:hAnsi="Times New Roman" w:eastAsia="宋体" w:cs="Times New Roman"/>
+          <w:b w:val="0"/>
+          <w:color w:val="000000"/>
+          <w:sz w:val="24"/>
+          <w:lang w:eastAsia="zh-CN"/>
+        </w:rPr>
+      </w:pPr>
+      <w:r>
+        <w:rPr>
+          <w:rFonts w:hint="default" w:ascii="Times New Roman" w:hAnsi="Times New Roman" w:eastAsia="宋体" w:cs="Times New Roman"/>
+          <w:b w:val="0"/>
+          <w:color w:val="000000"/>
+          <w:sz w:val="24"/>
+          <w:lang w:eastAsia="zh-CN"/>
+        </w:rPr>
+        <w:t xml:space="preserve">近年来，以Starlink、OneWeb为代表的非地球静止轨道（NGSO）星座进入大规模部署阶段，星地链路已成为6G空天地一体化网络的关键组成部分。与地面信道相比，星地信道具有传播距离远、多普勒频移大、仰角快速变化、受遮蔽与降雨影响显著等特点，其准确建模是系统设计、算法验证与性能评估的前提。传统建模手段中，实测统计建模成本高、场景覆盖有限；射线追踪等确定性仿真计算开销大、难以批量生成。以深度生成模型为代表的数据驱动方法能够从数据中学习信道统计规律，实现低成本、高保真、条件可控的信道样本生成，已成为信道建模的重要发展方向。</w:t>
+      </w:r>
+    </w:p>
+    <w:p>
+      <w:pPr>
+        <w:spacing w:before="0" w:after="0" w:line="300" w:lineRule="auto"/>
+        <w:ind w:firstLine="480" w:firstLineChars="200"/>
+        <w:jc w:val="both"/>
+        <w:rPr>
+          <w:rFonts w:hint="default" w:ascii="Times New Roman" w:hAnsi="Times New Roman" w:eastAsia="宋体" w:cs="Times New Roman"/>
+          <w:b w:val="0"/>
+          <w:color w:val="000000"/>
+          <w:sz w:val="24"/>
+          <w:lang w:eastAsia="zh-CN"/>
+        </w:rPr>
+      </w:pPr>
+      <w:r>
+        <w:rPr>
+          <w:rFonts w:hint="default" w:ascii="Times New Roman" w:hAnsi="Times New Roman" w:eastAsia="宋体" w:cs="Times New Roman"/>
+          <w:b w:val="0"/>
+          <w:color w:val="000000"/>
+          <w:sz w:val="24"/>
+          <w:lang w:eastAsia="zh-CN"/>
+        </w:rPr>
+        <w:t xml:space="preserve">本课题的理论意义在于：现有CGAN信道生成研究[1]存在三方面不足——其一，时序特性建模能力偏弱，对抗式单步映射难以刻画包络序列的时间相关结构；其二，GAN训练依赖WGAN-GP、TTUR、EMA等多重技巧抑制不稳定，且其损失仅逐条件约束分布匹配，对条件间统计规律的一致性缺乏保障；其三，该任务上仅有GAN单一生成范式的结果，缺乏与新兴生成范式的受控对比。本课题在统一数据集与统一三层评价体系下引入条件扩散模型，系统对比对抗式生成与迭代去噪式生成两类范式在一维时序包络建模上的分布拟合与时序保持能力，填补上述空白，为"扩散模型是否更适合时序相关信道结构建模"这一假设提供受控条件下的量化检验。</w:t>
+      </w:r>
+    </w:p>
+    <w:p>
+      <w:pPr>
+        <w:spacing w:before="0" w:after="0" w:line="300" w:lineRule="auto"/>
+        <w:ind w:firstLine="480" w:firstLineChars="200"/>
+        <w:jc w:val="both"/>
+        <w:rPr>
+          <w:rFonts w:hint="default" w:ascii="Times New Roman" w:hAnsi="Times New Roman" w:eastAsia="宋体" w:cs="Times New Roman"/>
+          <w:b w:val="0"/>
+          <w:color w:val="000000"/>
+          <w:sz w:val="24"/>
+          <w:lang w:eastAsia="zh-CN"/>
+        </w:rPr>
+      </w:pPr>
+      <w:r>
+        <w:rPr>
+          <w:rFonts w:hint="default" w:ascii="Times New Roman" w:hAnsi="Times New Roman" w:eastAsia="宋体" w:cs="Times New Roman"/>
+          <w:b w:val="0"/>
+          <w:color w:val="000000"/>
+          <w:sz w:val="24"/>
+          <w:lang w:eastAsia="zh-CN"/>
+        </w:rPr>
+        <w:t xml:space="preserve">本课题的实际意义在于：其一，为NGSO星地链路提供低成本、高保真、条件可控的信道包络样本生成工具，可直接支撑NTN系统设计、算法验证与性能评估；其二，产出冻结的三层评价指标库与公平对比方法论，为后续NTN信道生成建模研究提供可复用的评测基准；其三，系统测定扩散模型采样步数与生成质量、采样耗时的折中关系，为生成模型在信道仿真中的工程部署提供选型依据。</w:t>
+      </w:r>
+    </w:p>
+    <w:p>
+      <w:pPr>
+        <w:ind w:left="0" w:leftChars="0" w:firstLine="0" w:firstLineChars="0"/>
+        <w:rPr>
+          <w:rFonts w:hint="default" w:ascii="Times New Roman" w:hAnsi="Times New Roman" w:eastAsia="黑体" w:cs="Times New Roman"/>
+          <w:b/>
+          <w:color w:val="000000"/>
           <w:sz w:val="28"/>
-          <w:szCs w:val="28"/>
-        </w:rPr>
-      </w:pPr>
-      <w:r>
-        <w:rPr>
+          <w:lang w:eastAsia="zh-CN"/>
+        </w:rPr>
+      </w:pPr>
+      <w:r>
+        <w:rPr>
+          <w:rFonts w:hint="default" w:ascii="Times New Roman" w:hAnsi="Times New Roman" w:eastAsia="黑体" w:cs="Times New Roman"/>
+          <w:b/>
+          <w:color w:val="000000"/>
           <w:sz w:val="28"/>
-          <w:szCs w:val="28"/>
-        </w:rPr>
-        <w:t>2．参考文献的要求：</w:t>
-      </w:r>
-    </w:p>
-    <w:p>
-      <w:pPr>
-        <w:spacing w:before="60" w:after="60"/>
-        <w:ind w:firstLine="480"/>
-        <w:jc w:val="left"/>
-        <w:rPr>
-          <w:color w:val="000000"/>
-        </w:rPr>
-      </w:pPr>
-      <w:r>
-        <w:rPr>
-          <w:rFonts w:hAnsi="宋体"/>
-        </w:rPr>
-        <w:t>（</w:t>
-      </w:r>
-      <w:r>
-        <w:t>1</w:t>
-      </w:r>
-      <w:r>
-        <w:rPr>
-          <w:rFonts w:hAnsi="宋体"/>
-        </w:rPr>
-        <w:t>）</w:t>
-      </w:r>
-      <w:r>
-        <w:rPr>
-          <w:rFonts w:hint="eastAsia" w:hAnsi="宋体"/>
-        </w:rPr>
-        <w:t>本科</w:t>
-      </w:r>
-      <w:r>
-        <w:rPr>
-          <w:rFonts w:hint="eastAsia" w:hAnsi="宋体"/>
-          <w:lang w:eastAsia="zh-CN"/>
-        </w:rPr>
-        <w:t>综合设计（论文）</w:t>
-      </w:r>
-      <w:r>
-        <w:rPr>
-          <w:rFonts w:hAnsi="宋体"/>
-        </w:rPr>
-        <w:t>的参考文献一般</w:t>
-      </w:r>
-      <w:r>
-        <w:rPr>
-          <w:rFonts w:hint="eastAsia" w:hAnsi="宋体"/>
-        </w:rPr>
-        <w:t>不少于</w:t>
-      </w:r>
-      <w:r>
-        <w:rPr>
-          <w:rFonts w:hAnsi="宋体"/>
-        </w:rPr>
-        <w:t>15篇，外文文献不少于</w:t>
-      </w:r>
-      <w:r>
-        <w:t>3</w:t>
-      </w:r>
-      <w:r>
-        <w:rPr>
-          <w:rFonts w:hAnsi="宋体"/>
-        </w:rPr>
-        <w:t>篇（特殊专业可酌情确定明确要求）</w:t>
-      </w:r>
-      <w:r>
-        <w:rPr>
-          <w:rFonts w:hint="eastAsia" w:hAnsi="宋体"/>
-        </w:rPr>
-        <w:t>，</w:t>
-      </w:r>
-      <w:r>
-        <w:rPr>
-          <w:rFonts w:hAnsi="宋体"/>
-        </w:rPr>
-        <w:t>应有近两年的参考文献。产品说明书、未公开发表的研究报告不宜作为参考资料。</w:t>
-      </w:r>
-    </w:p>
-    <w:p>
-      <w:pPr>
-        <w:pStyle w:val="156"/>
-        <w:ind w:firstLine="480" w:firstLineChars="200"/>
-        <w:rPr>
-          <w:rFonts w:eastAsia="宋体"/>
-        </w:rPr>
-      </w:pPr>
-      <w:r>
-        <w:rPr>
-          <w:rFonts w:hAnsi="宋体" w:eastAsia="宋体"/>
-        </w:rPr>
-        <w:t>（</w:t>
-      </w:r>
-      <w:r>
-        <w:rPr>
-          <w:rFonts w:eastAsia="宋体"/>
-        </w:rPr>
-        <w:t>2</w:t>
-      </w:r>
-      <w:r>
-        <w:rPr>
-          <w:rFonts w:hAnsi="宋体" w:eastAsia="宋体"/>
-        </w:rPr>
-        <w:t>）参考文献按在开题报告中出现的次序列出。</w:t>
-      </w:r>
-    </w:p>
-    <w:p>
-      <w:pPr>
-        <w:pStyle w:val="156"/>
-        <w:spacing w:before="60" w:after="60"/>
-        <w:ind w:firstLine="480" w:firstLineChars="200"/>
-        <w:rPr>
-          <w:rFonts w:eastAsia="宋体"/>
-        </w:rPr>
-      </w:pPr>
-      <w:r>
-        <w:rPr>
-          <w:rFonts w:hAnsi="宋体" w:eastAsia="宋体"/>
-        </w:rPr>
-        <w:t>（</w:t>
-      </w:r>
-      <w:r>
-        <w:rPr>
-          <w:rFonts w:eastAsia="宋体"/>
-        </w:rPr>
-        <w:t>3</w:t>
-      </w:r>
-      <w:r>
-        <w:rPr>
-          <w:rFonts w:hAnsi="宋体" w:eastAsia="宋体"/>
-        </w:rPr>
-        <w:t>）参考文献书写顺序：序号</w:t>
-      </w:r>
-      <w:r>
-        <w:rPr>
-          <w:rFonts w:eastAsia="宋体"/>
-        </w:rPr>
-        <w:t xml:space="preserve"> </w:t>
-      </w:r>
-      <w:r>
-        <w:rPr>
-          <w:rFonts w:hAnsi="宋体" w:eastAsia="宋体"/>
-        </w:rPr>
-        <w:t>作者</w:t>
-      </w:r>
-      <w:r>
-        <w:rPr>
-          <w:rFonts w:eastAsia="宋体"/>
-        </w:rPr>
-        <w:t>.</w:t>
-      </w:r>
-      <w:r>
-        <w:rPr>
-          <w:rFonts w:hAnsi="宋体" w:eastAsia="宋体"/>
-        </w:rPr>
-        <w:t>文章名</w:t>
-      </w:r>
-      <w:r>
-        <w:rPr>
-          <w:rFonts w:eastAsia="宋体"/>
-        </w:rPr>
-        <w:t>.</w:t>
-      </w:r>
-      <w:r>
-        <w:rPr>
-          <w:rFonts w:hAnsi="宋体" w:eastAsia="宋体"/>
-        </w:rPr>
-        <w:t>学术刊物名</w:t>
-      </w:r>
-      <w:r>
-        <w:rPr>
-          <w:rFonts w:eastAsia="宋体"/>
-        </w:rPr>
-        <w:t>.</w:t>
-      </w:r>
-      <w:r>
-        <w:rPr>
-          <w:rFonts w:hAnsi="宋体" w:eastAsia="宋体"/>
-        </w:rPr>
-        <w:t>年，卷（期）：引用起止页。</w:t>
-      </w:r>
-    </w:p>
-    <w:p>
-      <w:pPr>
-        <w:spacing w:before="60" w:after="60"/>
-        <w:ind w:firstLine="0" w:firstLineChars="0"/>
-        <w:rPr>
-          <w:color w:val="000000"/>
-        </w:rPr>
-      </w:pPr>
-    </w:p>
-    <w:p>
-      <w:r>
-        <w:br w:type="page"/>
-      </w:r>
-    </w:p>
-    <w:p>
-      <w:pPr>
-        <w:spacing w:before="0" w:after="0" w:line="350" w:lineRule="auto"/>
+          <w:lang w:eastAsia="zh-CN"/>
+        </w:rPr>
+        <w:t xml:space="preserve">二、国内外在该方向的研究现状及分析</w:t>
+      </w:r>
+    </w:p>
+    <w:p>
+      <w:pPr>
+        <w:spacing w:before="0" w:after="0" w:line="300" w:lineRule="auto"/>
         <w:ind w:firstLine="0" w:firstLineChars="0"/>
         <w:jc w:val="left"/>
         <w:rPr>
           <w:rFonts w:hint="default" w:ascii="Times New Roman" w:hAnsi="Times New Roman" w:eastAsia="黑体" w:cs="Times New Roman"/>
           <w:b/>
           <w:color w:val="000000"/>
-          <w:sz w:val="28"/>
+          <w:sz w:val="24"/>
           <w:lang w:eastAsia="zh-CN"/>
         </w:rPr>
       </w:pPr>
@@ -881,10 +628,10 @@
           <w:rFonts w:hint="default" w:ascii="Times New Roman" w:hAnsi="Times New Roman" w:eastAsia="黑体" w:cs="Times New Roman"/>
           <w:b/>
           <w:color w:val="000000"/>
-          <w:sz w:val="28"/>
-          <w:lang w:eastAsia="zh-CN"/>
-        </w:rPr>
-        <w:t xml:space="preserve">一、课题来源及研究的目的和意义</w:t>
+          <w:sz w:val="24"/>
+          <w:lang w:eastAsia="zh-CN"/>
+        </w:rPr>
+        <w:t xml:space="preserve">（一）星地信道统计建模研究现状</w:t>
       </w:r>
     </w:p>
     <w:p>
@@ -908,7 +655,31 @@
           <w:sz w:val="24"/>
           <w:lang w:eastAsia="zh-CN"/>
         </w:rPr>
-        <w:t xml:space="preserve">本课题来源于哈尔滨工业大学2026届本科毕业论文《基于CGAN的NGSO星座星地信道建模方法与仿真》[1]结论部分提出的后续研究建议："本文主要采用CGAN进行信道生成建模，后续可在相同数据集和相同评价指标下，引入扩散模型、Transformer生成模型、物理约束神经网络等方法进行对比。"本课题承接该建议，在统一数据集与统一三层评价体系下，引入条件扩散模型并与CGAN基线进行系统对比。</w:t>
+        <w:t xml:space="preserve">陆地移动卫星（LMS）信道统计建模已有四十年积累。Loo于1985年提出经典Loo模型[2]，将接收信号建模为受对数正态阴影调制的直射分量与瑞利多径分量之和。Lutz等[3]提出两状态马尔可夫模型，以状态切换刻画遮蔽与非遮蔽的交替。Corazza与Vatalaro[4]将Loo模型推广至NGSO场景，给出仰角依赖的参数化方案，是NGSO星地信道建模中应用最广的统计模型，本课题即以其作为参考数据生成模型。Fontán等[5]基于广泛测量提出了LMS信道三态统计模型；Abdi等[6]给出了LMS信道一阶、二阶统计量的闭式表达。标准化方面，3GPP TR 38.811[7]定义了5G非地面网络（NTN）信道模型框架，ITU-R P.618[8]给出了地空传播预测方法，Baeza等[9]综述了NGSO信道模型的最新进展。总体而言，统计模型物理意义明确、计算高效，但参数依赖测量拟合、场景泛化能力有限，难以直接支撑"按需生成任意仰角条件下包络序列"的任务。</w:t>
+      </w:r>
+    </w:p>
+    <w:p>
+      <w:pPr>
+        <w:spacing w:before="0" w:after="0" w:line="300" w:lineRule="auto"/>
+        <w:ind w:firstLine="0" w:firstLineChars="0"/>
+        <w:jc w:val="left"/>
+        <w:rPr>
+          <w:rFonts w:hint="default" w:ascii="Times New Roman" w:hAnsi="Times New Roman" w:eastAsia="黑体" w:cs="Times New Roman"/>
+          <w:b/>
+          <w:color w:val="000000"/>
+          <w:sz w:val="24"/>
+          <w:lang w:eastAsia="zh-CN"/>
+        </w:rPr>
+      </w:pPr>
+      <w:r>
+        <w:rPr>
+          <w:rFonts w:hint="default" w:ascii="Times New Roman" w:hAnsi="Times New Roman" w:eastAsia="黑体" w:cs="Times New Roman"/>
+          <w:b/>
+          <w:color w:val="000000"/>
+          <w:sz w:val="24"/>
+          <w:lang w:eastAsia="zh-CN"/>
+        </w:rPr>
+        <w:t xml:space="preserve">（二）基于深度生成模型的信道建模研究现状</w:t>
       </w:r>
     </w:p>
     <w:p>
@@ -932,7 +703,31 @@
           <w:sz w:val="24"/>
           <w:lang w:eastAsia="zh-CN"/>
         </w:rPr>
-        <w:t xml:space="preserve">近年来，以Starlink、OneWeb为代表的非地球静止轨道（NGSO）星座进入大规模部署阶段，星地链路已成为6G空天地一体化网络的关键组成部分。与地面信道相比，星地信道具有传播距离远、多普勒频移大、仰角快速变化、受遮蔽与降雨影响显著等特点，其准确建模是系统设计、算法验证与性能评估的前提。传统建模手段中，实测统计建模成本高、场景覆盖有限；射线追踪等确定性仿真计算开销大、难以批量生成。以深度生成模型为代表的数据驱动方法能够从数据中学习信道统计规律，实现低成本、高保真、条件可控的信道样本生成，已成为信道建模的重要发展方向。</w:t>
+        <w:t xml:space="preserve">自Goodfellow等[10]提出生成对抗网络（GAN）以来，其在无线信道建模中的应用迅速展开。Xiao等[11]提出ChannelGAN，利用Wasserstein GAN生成MIMO信道矩阵；国内方面，程芳芳[12]研究了基于GAN的无线信道建模方法，乔艳丽[13]实现了低轨卫星移动信道建模与仿真。针对GAN训练不稳定问题，Gulrajani等[14]提出WGAN-GP梯度惩罚予以缓解。陈万埼[1]将CGAN引入NGSO星地信道包络生成任务：以仰角为条件，采用WGAN-GP、TTUR与EMA等训练技巧，在Corazza数据上取得了KS统计量全部小于0.07的分布拟合精度，仰角-包络均值Spearman相关系数达0.9980；但其时序指标明显偏弱（LCR相对RMSE达0.58~0.88），且GAN类方法固有的模式崩溃与训练不稳问题仍需多重技巧抑制。</w:t>
+      </w:r>
+    </w:p>
+    <w:p>
+      <w:pPr>
+        <w:spacing w:before="0" w:after="0" w:line="300" w:lineRule="auto"/>
+        <w:ind w:firstLine="0" w:firstLineChars="0"/>
+        <w:jc w:val="left"/>
+        <w:rPr>
+          <w:rFonts w:hint="default" w:ascii="Times New Roman" w:hAnsi="Times New Roman" w:eastAsia="黑体" w:cs="Times New Roman"/>
+          <w:b/>
+          <w:color w:val="000000"/>
+          <w:sz w:val="24"/>
+          <w:lang w:eastAsia="zh-CN"/>
+        </w:rPr>
+      </w:pPr>
+      <w:r>
+        <w:rPr>
+          <w:rFonts w:hint="default" w:ascii="Times New Roman" w:hAnsi="Times New Roman" w:eastAsia="黑体" w:cs="Times New Roman"/>
+          <w:b/>
+          <w:color w:val="000000"/>
+          <w:sz w:val="24"/>
+          <w:lang w:eastAsia="zh-CN"/>
+        </w:rPr>
+        <w:t xml:space="preserve">（三）扩散模型研究现状与本课题切入点</w:t>
       </w:r>
     </w:p>
     <w:p>
@@ -956,7 +751,7 @@
           <w:sz w:val="24"/>
           <w:lang w:eastAsia="zh-CN"/>
         </w:rPr>
-        <w:t xml:space="preserve">本课题的理论意义在于：现有CGAN信道生成研究[1]存在三方面不足——其一，时序特性建模能力偏弱，对抗式单步映射难以刻画包络序列的时间相关结构；其二，GAN训练依赖WGAN-GP、TTUR、EMA等多重技巧抑制不稳定，且其损失仅逐条件约束分布匹配，对条件间统计规律的一致性缺乏保障；其三，该任务上仅有GAN单一生成范式的结果，缺乏与新兴生成范式的受控对比。本课题在统一数据集与统一三层评价体系下引入条件扩散模型，系统对比对抗式生成与迭代去噪式生成两类范式在一维时序包络建模上的分布拟合与时序保持能力，填补上述空白，为"扩散模型是否更适合时序相关信道结构建模"这一假设提供受控条件下的量化检验。</w:t>
+        <w:t xml:space="preserve">Ho等[15]提出去噪扩散概率模型（DDPM），将生成过程建模为逐步去噪的马尔可夫链，训练稳定、样本覆盖度高；Song等[16]提出去噪扩散隐式模型（DDIM），实现了确定性加速采样；Dhariwal与Nichol[17]证明扩散模型在图像生成质量上可超越GAN。近两年，扩散模型开始进入卫星与空天信道领域：Tian与Cai[18]结合数字高程模型与射线追踪，利用扩散模型实现环境感知的空对地信道损耗预测；Huang等[19]将物理信息数字孪生用于NTN信道估计与业务预测；Xia等[20]将潜空间扩散模型与物理信息神经网络结合用于LEO信道建模。</w:t>
       </w:r>
     </w:p>
     <w:p>
@@ -980,14 +775,12 @@
           <w:sz w:val="24"/>
           <w:lang w:eastAsia="zh-CN"/>
         </w:rPr>
-        <w:t xml:space="preserve">本课题的实际意义在于：其一，为NGSO星地链路提供低成本、高保真、条件可控的信道包络样本生成工具，可直接支撑NTN系统设计、算法验证与性能评估；其二，产出冻结的三层评价指标库与公平对比方法论，为后续NTN信道生成建模研究提供可复用的评测基准；其三，系统测定扩散模型采样步数与生成质量、采样耗时的折中关系，为生成模型在信道仿真中的工程部署提供选型依据。</w:t>
-      </w:r>
-    </w:p>
-    <w:p>
-      <w:pPr>
-        <w:spacing w:before="0" w:after="0" w:line="350" w:lineRule="auto"/>
-        <w:ind w:firstLine="0" w:firstLineChars="0"/>
-        <w:jc w:val="left"/>
+        <w:t xml:space="preserve">分析上述工作可见：文献[18]面向信道性能预测而非包络统计生成，文献[19]解决的是信道估计问题，文献[20]未基于Corazza数据、未做仰角条件包络生成、亦未与GAN公平对比。在"仰角条件Corazza包络序列统计生成"这一具体任务上，以统一数据集和统一三层评价体系对CGAN与条件扩散模型进行公平对比的工作尚属空白，这正是本课题的切入点。</w:t>
+      </w:r>
+    </w:p>
+    <w:p>
+      <w:pPr>
+        <w:ind w:left="0" w:leftChars="0" w:firstLine="0" w:firstLineChars="0"/>
         <w:rPr>
           <w:rFonts w:hint="default" w:ascii="Times New Roman" w:hAnsi="Times New Roman" w:eastAsia="黑体" w:cs="Times New Roman"/>
           <w:b/>
@@ -1004,31 +797,7 @@
           <w:sz w:val="28"/>
           <w:lang w:eastAsia="zh-CN"/>
         </w:rPr>
-        <w:t xml:space="preserve">二、国内外在该方向的研究现状及分析</w:t>
-      </w:r>
-    </w:p>
-    <w:p>
-      <w:pPr>
-        <w:spacing w:before="0" w:after="0" w:line="300" w:lineRule="auto"/>
-        <w:ind w:firstLine="0" w:firstLineChars="0"/>
-        <w:jc w:val="left"/>
-        <w:rPr>
-          <w:rFonts w:hint="default" w:ascii="Times New Roman" w:hAnsi="Times New Roman" w:eastAsia="黑体" w:cs="Times New Roman"/>
-          <w:b/>
-          <w:color w:val="000000"/>
-          <w:sz w:val="24"/>
-          <w:lang w:eastAsia="zh-CN"/>
-        </w:rPr>
-      </w:pPr>
-      <w:r>
-        <w:rPr>
-          <w:rFonts w:hint="default" w:ascii="Times New Roman" w:hAnsi="Times New Roman" w:eastAsia="黑体" w:cs="Times New Roman"/>
-          <w:b/>
-          <w:color w:val="000000"/>
-          <w:sz w:val="24"/>
-          <w:lang w:eastAsia="zh-CN"/>
-        </w:rPr>
-        <w:t xml:space="preserve">（一）星地信道统计建模研究现状</w:t>
+        <w:t xml:space="preserve">三、主要研究内容</w:t>
       </w:r>
     </w:p>
     <w:p>
@@ -1052,31 +821,7 @@
           <w:sz w:val="24"/>
           <w:lang w:eastAsia="zh-CN"/>
         </w:rPr>
-        <w:t xml:space="preserve">陆地移动卫星（LMS）信道统计建模已有四十年积累。Loo于1985年提出经典Loo模型[2]，将接收信号建模为受对数正态阴影调制的直射分量与瑞利多径分量之和。Lutz等[3]提出两状态马尔可夫模型，以状态切换刻画遮蔽与非遮蔽的交替。Corazza与Vatalaro[4]将Loo模型推广至NGSO场景，给出仰角依赖的参数化方案，是NGSO星地信道建模中应用最广的统计模型，本课题即以其作为参考数据生成模型。Fontán等[5]基于广泛测量提出了LMS信道三态统计模型；Abdi等[6]给出了LMS信道一阶、二阶统计量的闭式表达。标准化方面，3GPP TR 38.811[7]定义了5G非地面网络（NTN）信道模型框架，ITU-R P.618[8]给出了地空传播预测方法，Baeza等[9]综述了NGSO信道模型的最新进展。总体而言，统计模型物理意义明确、计算高效，但参数依赖测量拟合、场景泛化能力有限，难以直接支撑"按需生成任意仰角条件下包络序列"的任务。</w:t>
-      </w:r>
-    </w:p>
-    <w:p>
-      <w:pPr>
-        <w:spacing w:before="0" w:after="0" w:line="300" w:lineRule="auto"/>
-        <w:ind w:firstLine="0" w:firstLineChars="0"/>
-        <w:jc w:val="left"/>
-        <w:rPr>
-          <w:rFonts w:hint="default" w:ascii="Times New Roman" w:hAnsi="Times New Roman" w:eastAsia="黑体" w:cs="Times New Roman"/>
-          <w:b/>
-          <w:color w:val="000000"/>
-          <w:sz w:val="24"/>
-          <w:lang w:eastAsia="zh-CN"/>
-        </w:rPr>
-      </w:pPr>
-      <w:r>
-        <w:rPr>
-          <w:rFonts w:hint="default" w:ascii="Times New Roman" w:hAnsi="Times New Roman" w:eastAsia="黑体" w:cs="Times New Roman"/>
-          <w:b/>
-          <w:color w:val="000000"/>
-          <w:sz w:val="24"/>
-          <w:lang w:eastAsia="zh-CN"/>
-        </w:rPr>
-        <w:t xml:space="preserve">（二）基于深度生成模型的信道建模研究现状</w:t>
+        <w:t xml:space="preserve">（1）Corazza参考模型数据生成管线构建：基于Corazza-Vatalaro统计模型[4]构建仰角条件（20°~80°）下的包络序列参考数据生成管线，对包络实施log域标准化、对仰角实施线性归一化以改善模型训练的数值条件；生成规模为10000×1000的训练数据集并予以冻结，保证后续全部实验的数据口径唯一；数据质检采用理论CDF锚定、分箱统计校验与时序特性检验相结合的方式，确保参考数据自身的统计正确性。</w:t>
       </w:r>
     </w:p>
     <w:p>
@@ -1100,31 +845,7 @@
           <w:sz w:val="24"/>
           <w:lang w:eastAsia="zh-CN"/>
         </w:rPr>
-        <w:t xml:space="preserve">自Goodfellow等[10]提出生成对抗网络（GAN）以来，其在无线信道建模中的应用迅速展开。Xiao等[11]提出ChannelGAN，利用Wasserstein GAN生成MIMO信道矩阵；国内方面，程芳芳[12]研究了基于GAN的无线信道建模方法，乔艳丽[13]实现了低轨卫星移动信道建模与仿真。针对GAN训练不稳定问题，Gulrajani等[14]提出WGAN-GP梯度惩罚予以缓解。陈万埼[1]将CGAN引入NGSO星地信道包络生成任务：以仰角为条件，采用WGAN-GP、TTUR与EMA等训练技巧，在Corazza数据上取得了KS统计量全部小于0.07的分布拟合精度，仰角-包络均值Spearman相关系数达0.9980；但其时序指标明显偏弱（LCR相对RMSE达0.58~0.88），且GAN类方法固有的模式崩溃与训练不稳问题仍需多重技巧抑制。</w:t>
-      </w:r>
-    </w:p>
-    <w:p>
-      <w:pPr>
-        <w:spacing w:before="0" w:after="0" w:line="300" w:lineRule="auto"/>
-        <w:ind w:firstLine="0" w:firstLineChars="0"/>
-        <w:jc w:val="left"/>
-        <w:rPr>
-          <w:rFonts w:hint="default" w:ascii="Times New Roman" w:hAnsi="Times New Roman" w:eastAsia="黑体" w:cs="Times New Roman"/>
-          <w:b/>
-          <w:color w:val="000000"/>
-          <w:sz w:val="24"/>
-          <w:lang w:eastAsia="zh-CN"/>
-        </w:rPr>
-      </w:pPr>
-      <w:r>
-        <w:rPr>
-          <w:rFonts w:hint="default" w:ascii="Times New Roman" w:hAnsi="Times New Roman" w:eastAsia="黑体" w:cs="Times New Roman"/>
-          <w:b/>
-          <w:color w:val="000000"/>
-          <w:sz w:val="24"/>
-          <w:lang w:eastAsia="zh-CN"/>
-        </w:rPr>
-        <w:t xml:space="preserve">（三）扩散模型研究现状与本课题切入点</w:t>
+        <w:t xml:space="preserve">（2）三层评价指标体系构建：构建覆盖三个层次的生成信道质量评价体系——L1静态分布层面考察PDF的L1距离、CDF的KS统计量、Wasserstein距离及各阶矩统计量；L2时序特性层面考察包络自相关函数（ACF）、电平穿越率（LCR）与平均衰落持续时间（AFD）；L3系统性能层面考察QPSK调制下误比特率曲线的log10域RMSE；另设KL/JS散度与仰角-均值Spearman相关作为跨条件泛化指标。指标库配套阴性/阳性对照回归测试以验证指标自身的判别有效性，接口冻结后作为全部模型评估的统一出口，保证模型间比较的口径一致。</w:t>
       </w:r>
     </w:p>
     <w:p>
@@ -1148,7 +869,7 @@
           <w:sz w:val="24"/>
           <w:lang w:eastAsia="zh-CN"/>
         </w:rPr>
-        <w:t xml:space="preserve">Ho等[15]提出去噪扩散概率模型（DDPM），将生成过程建模为逐步去噪的马尔可夫链，训练稳定、样本覆盖度高；Song等[16]提出去噪扩散隐式模型（DDIM），实现了确定性加速采样；Dhariwal与Nichol[17]证明扩散模型在图像生成质量上可超越GAN。近两年，扩散模型开始进入卫星与空天信道领域：Tian与Cai[18]结合数字高程模型与射线追踪，利用扩散模型实现环境感知的空对地信道损耗预测；Huang等[19]将物理信息数字孪生用于NTN信道估计与业务预测；Xia等[20]将潜空间扩散模型与物理信息神经网络结合用于LEO信道建模。</w:t>
+        <w:t xml:space="preserve">（3）CGAN基线忠实复现：依据文献[1]公开的网络结构与训练超参数（WGAN-GP梯度惩罚系数10、TTUR双时间尺度学习率、判别器与生成器更新比5:1、EMA（指数滑动平均）衰减系数0.999、批大小64、噪声维数32）忠实复现CGAN基线，在7个测试仰角（20°~80°，步长10°）上逐点验收，要求KS统计量全部小于0.07、仰角-均值Spearman相关系数大于0.99，达到与原研究同量级的基线水平，为后续对比实验提供可信参照。</w:t>
       </w:r>
     </w:p>
     <w:p>
@@ -1172,31 +893,7 @@
           <w:sz w:val="24"/>
           <w:lang w:eastAsia="zh-CN"/>
         </w:rPr>
-        <w:t xml:space="preserve">分析上述工作可见：文献[18]面向信道性能预测而非包络统计生成，文献[19]解决的是信道估计问题，文献[20]未基于Corazza数据、未做仰角条件包络生成、亦未与GAN公平对比。在"仰角条件Corazza包络序列统计生成"这一具体任务上，以统一数据集和统一三层评价体系对CGAN与条件扩散模型进行公平对比的工作尚属空白，这正是本课题的切入点。</w:t>
-      </w:r>
-    </w:p>
-    <w:p>
-      <w:pPr>
-        <w:spacing w:before="0" w:after="0" w:line="350" w:lineRule="auto"/>
-        <w:ind w:firstLine="0" w:firstLineChars="0"/>
-        <w:jc w:val="left"/>
-        <w:rPr>
-          <w:rFonts w:hint="default" w:ascii="Times New Roman" w:hAnsi="Times New Roman" w:eastAsia="黑体" w:cs="Times New Roman"/>
-          <w:b/>
-          <w:color w:val="000000"/>
-          <w:sz w:val="28"/>
-          <w:lang w:eastAsia="zh-CN"/>
-        </w:rPr>
-      </w:pPr>
-      <w:r>
-        <w:rPr>
-          <w:rFonts w:hint="default" w:ascii="Times New Roman" w:hAnsi="Times New Roman" w:eastAsia="黑体" w:cs="Times New Roman"/>
-          <w:b/>
-          <w:color w:val="000000"/>
-          <w:sz w:val="28"/>
-          <w:lang w:eastAsia="zh-CN"/>
-        </w:rPr>
-        <w:t xml:space="preserve">三、主要研究内容</w:t>
+        <w:t xml:space="preserve">（4）条件扩散模型设计与实现：设计并实现面向一维包络序列的仰角条件去噪扩散概率模型（DDPM）：前向过程按马尔可夫链逐步添加高斯噪声，反向过程以一维U-Net作为噪声预测网络，仰角条件经特征级线性调制（FiLM）注入各残差块以实现条件可控生成；采样阶段引入DDIM确定性采样以压缩采样步数，并定量刻画采样步数—生成质量—采样耗时三者间的折中关系。</w:t>
       </w:r>
     </w:p>
     <w:p>
@@ -1220,7 +917,29 @@
           <w:sz w:val="24"/>
           <w:lang w:eastAsia="zh-CN"/>
         </w:rPr>
-        <w:t xml:space="preserve">（1）Corazza参考模型数据生成管线构建：基于Corazza-Vatalaro统计模型[4]构建仰角条件（20°~80°）下的包络序列参考数据生成管线，对包络实施log域标准化、对仰角实施线性归一化以改善模型训练的数值条件；生成规模为10000×1000的训练数据集并予以冻结，保证后续全部实验的数据口径唯一；数据质检采用理论CDF锚定、分箱统计校验与时序特性检验相结合的方式，确保参考数据自身的统计正确性。</w:t>
+        <w:t xml:space="preserve">（5）系统性对比与稳健性检验：主对比实验在两模型共用的同一冻结训练集（Corazza参考数据）与统一指标体系下开展，从分布拟合精度、时序特性保持能力、系统性能（BER）后果、连续仰角条件泛化、训练稳定性及采样效率（吞吐、延迟与参数量）等维度进行系统性对比，归纳两类生成范式各自的能力边界与适用场景。在此基础上开展跨数据源的稳健性检验：基于物理机理的信道仿真方法生成含多维条件（仰角/频率/环境/LoS状态）的扩充数据集，并视数据获取条件引入实测信道数据，两模型分别在同一新数据集上重训并重复上述对比，以检验主要结论对训练数据分布与条件维度的稳健性。</w:t>
+      </w:r>
+    </w:p>
+    <w:p>
+      <w:pPr>
+        <w:ind w:left="0" w:leftChars="0" w:firstLine="0" w:firstLineChars="0"/>
+        <w:rPr>
+          <w:rFonts w:hint="default" w:ascii="Times New Roman" w:hAnsi="Times New Roman" w:eastAsia="黑体" w:cs="Times New Roman"/>
+          <w:b/>
+          <w:color w:val="000000"/>
+          <w:sz w:val="28"/>
+          <w:lang w:eastAsia="zh-CN"/>
+        </w:rPr>
+      </w:pPr>
+      <w:r>
+        <w:rPr>
+          <w:rFonts w:hint="default" w:ascii="Times New Roman" w:hAnsi="Times New Roman" w:eastAsia="黑体" w:cs="Times New Roman"/>
+          <w:b/>
+          <w:color w:val="000000"/>
+          <w:sz w:val="28"/>
+          <w:lang w:eastAsia="zh-CN"/>
+        </w:rPr>
+        <w:t xml:space="preserve">四、研究方案</w:t>
       </w:r>
     </w:p>
     <w:p>
@@ -1244,7 +963,7 @@
           <w:sz w:val="24"/>
           <w:lang w:eastAsia="zh-CN"/>
         </w:rPr>
-        <w:t xml:space="preserve">（2）三层评价指标体系构建：构建覆盖三个层次的生成信道质量评价体系——L1静态分布层面考察PDF的L1距离、CDF的KS统计量、Wasserstein距离及各阶矩统计量；L2时序特性层面考察包络自相关函数（ACF）、电平穿越率（LCR）与平均衰落持续时间（AFD）；L3系统性能层面考察QPSK调制下误比特率曲线的log10域RMSE；另设KL/JS散度与仰角-均值Spearman相关作为跨条件泛化指标。指标库配套阴性/阳性对照回归测试以验证指标自身的判别有效性，接口冻结后作为全部模型评估的统一出口，保证模型间比较的口径一致。</w:t>
+        <w:t xml:space="preserve">本课题采用"双管线、一体系"的总体技术路线：数据管线与模型管线并行构建，统一三层评价体系贯穿全部实验环节。具体方案分述如下。</w:t>
       </w:r>
     </w:p>
     <w:p>
@@ -1268,7 +987,7 @@
           <w:sz w:val="24"/>
           <w:lang w:eastAsia="zh-CN"/>
         </w:rPr>
-        <w:t xml:space="preserve">（3）CGAN基线忠实复现：依据文献[1]公开的网络结构与训练超参数（WGAN-GP梯度惩罚系数10、TTUR双时间尺度学习率、判别器与生成器更新比5:1、EMA衰减系数0.999、批大小64、噪声维数32）忠实复现CGAN基线，在7个测试仰角（20°~80°，步长10°）上逐点验收，要求KS统计量全部小于0.07、仰角-均值Spearman相关系数大于0.99，达到与原研究同量级的基线水平，为后续对比实验提供可信参照。</w:t>
+        <w:t xml:space="preserve">（1）数据管线方案：以Corazza统计模型为参考数据源，以仰角α（20°~80°）为条件生成包络序列，序列长度1000、采样率1000 Hz；对包络实施log(r+10⁻⁶)域标准化、对仰角实施(α-50)/30线性归一化，形成两模型共用的标准化模型输入；跨数据源稳健性检验所需的扩充数据集由同一物理机理仿真方法生成，质检标准与主数据集一致。</w:t>
       </w:r>
     </w:p>
     <w:p>
@@ -1292,7 +1011,7 @@
           <w:sz w:val="24"/>
           <w:lang w:eastAsia="zh-CN"/>
         </w:rPr>
-        <w:t xml:space="preserve">（4）条件扩散模型设计与实现：设计并实现面向一维包络序列的仰角条件去噪扩散概率模型（DDPM）：前向过程按马尔可夫链逐步添加高斯噪声，反向过程以一维U-Net作为噪声预测网络，仰角条件经特征级线性调制（FiLM）注入各残差块以实现条件可控生成；采样阶段引入DDIM确定性采样以压缩采样步数，并定量刻画采样步数—生成质量—采样耗时三者间的折中关系。</w:t>
+        <w:t xml:space="preserve">（2）模型管线方案：并行构建两个仰角条件生成模型。其一为CGAN对照基线：生成器采用时序噪声滤波卷积结构，判别器采用大感受野卷积结构，以WGAN-GP框架训练；其二为条件扩散模型：以一维U-Net为去噪网络，仰角条件经FiLM机制注入，采样阶段采用DDIM确定性加速。</w:t>
       </w:r>
     </w:p>
     <w:p>
@@ -1316,31 +1035,7 @@
           <w:sz w:val="24"/>
           <w:lang w:eastAsia="zh-CN"/>
         </w:rPr>
-        <w:t xml:space="preserve">（5）系统性对比与稳健性检验：主对比实验在两模型共用的同一冻结训练集（Corazza参考数据）与统一指标体系下开展，从分布拟合精度、时序特性保持能力、系统性能（BER）后果、连续仰角条件泛化、训练稳定性及采样效率（吞吐、延迟与参数量）等维度进行系统性对比，归纳两类生成范式各自的能力边界与适用场景。在此基础上开展跨数据源的稳健性检验：基于物理机理的信道仿真方法生成含多维条件（仰角/频率/环境/LoS状态）的扩充数据集，并视数据获取条件引入实测信道数据，两模型分别在同一新数据集上重训并重复上述对比，以检验主要结论对训练数据分布与条件维度的稳健性。</w:t>
-      </w:r>
-    </w:p>
-    <w:p>
-      <w:pPr>
-        <w:spacing w:before="0" w:after="0" w:line="350" w:lineRule="auto"/>
-        <w:ind w:firstLine="0" w:firstLineChars="0"/>
-        <w:jc w:val="left"/>
-        <w:rPr>
-          <w:rFonts w:hint="default" w:ascii="Times New Roman" w:hAnsi="Times New Roman" w:eastAsia="黑体" w:cs="Times New Roman"/>
-          <w:b/>
-          <w:color w:val="000000"/>
-          <w:sz w:val="28"/>
-          <w:lang w:eastAsia="zh-CN"/>
-        </w:rPr>
-      </w:pPr>
-      <w:r>
-        <w:rPr>
-          <w:rFonts w:hint="default" w:ascii="Times New Roman" w:hAnsi="Times New Roman" w:eastAsia="黑体" w:cs="Times New Roman"/>
-          <w:b/>
-          <w:color w:val="000000"/>
-          <w:sz w:val="28"/>
-          <w:lang w:eastAsia="zh-CN"/>
-        </w:rPr>
-        <w:t xml:space="preserve">四、研究方案</w:t>
+        <w:t xml:space="preserve">（3）评价体系方案：采用统一的三层指标库——L1静态分布、L2时序特性、L3系统性能，辅以连续仰角泛化指标与工程维度指标（训练稳定性、收敛轮数、参数量、采样耗时），形成"统计保真—时序结构—系统后果—工程成本"四个层面的完整评价视角。</w:t>
       </w:r>
     </w:p>
     <w:p>
@@ -1364,7 +1059,7 @@
           <w:sz w:val="24"/>
           <w:lang w:eastAsia="zh-CN"/>
         </w:rPr>
-        <w:t xml:space="preserve">本课题采用"双管线、一体系"的总体技术路线：数据管线与模型管线并行构建，统一三层评价体系贯穿全部实验环节。具体方案分述如下。</w:t>
+        <w:t xml:space="preserve">公平性保障措施（控制变量设计）：两模型使用同一冻结训练集、同一评价代码与统一的随机种子管理约定；所有指标接口一经冻结，任何变更须重跑全量回归测试并登记，确保对比结论仅反映模型本身差异而非实验口径差异。</w:t>
       </w:r>
     </w:p>
     <w:p>
@@ -1388,7 +1083,29 @@
           <w:sz w:val="24"/>
           <w:lang w:eastAsia="zh-CN"/>
         </w:rPr>
-        <w:t xml:space="preserve">（1）数据管线方案：以Corazza统计模型为参考数据源，以仰角α（20°~80°）为条件生成包络序列，序列长度1000、采样率1000 Hz；对包络实施log(r+10⁻⁶)域标准化、对仰角实施(α-50)/30线性归一化，形成两模型共用的标准化模型输入；跨数据源稳健性检验所需的扩充数据集由同一物理机理仿真方法生成，质检标准与主数据集一致。</w:t>
+        <w:t xml:space="preserve">实验实施流程分为八个阶段：①训练集生成与冻结；②指标库自检；③CGAN训练与逐仰角验收；④条件扩散模型训练；⑤7个测试仰角逐点评测；⑥连续仰角泛化测试；⑦跨数据源稳健性检验；⑧对比分析与结论提炼。其中阶段①~③已于前期工作中完成，正式研究自阶段④开始。</w:t>
+      </w:r>
+    </w:p>
+    <w:p>
+      <w:pPr>
+        <w:ind w:left="0" w:leftChars="0" w:firstLine="0" w:firstLineChars="0"/>
+        <w:rPr>
+          <w:rFonts w:hint="default" w:ascii="Times New Roman" w:hAnsi="Times New Roman" w:eastAsia="黑体" w:cs="Times New Roman"/>
+          <w:b/>
+          <w:color w:val="000000"/>
+          <w:sz w:val="28"/>
+          <w:lang w:eastAsia="zh-CN"/>
+        </w:rPr>
+      </w:pPr>
+      <w:r>
+        <w:rPr>
+          <w:rFonts w:hint="default" w:ascii="Times New Roman" w:hAnsi="Times New Roman" w:eastAsia="黑体" w:cs="Times New Roman"/>
+          <w:b/>
+          <w:color w:val="000000"/>
+          <w:sz w:val="28"/>
+          <w:lang w:eastAsia="zh-CN"/>
+        </w:rPr>
+        <w:t xml:space="preserve">五、进度安排，预期达到的目标</w:t>
       </w:r>
     </w:p>
     <w:p>
@@ -1412,7 +1129,7 @@
           <w:sz w:val="24"/>
           <w:lang w:eastAsia="zh-CN"/>
         </w:rPr>
-        <w:t xml:space="preserve">（2）模型管线方案：并行构建两个仰角条件生成模型。其一为CGAN对照基线：生成器采用时序噪声滤波卷积结构，判别器采用大感受野卷积结构，以WGAN-GP框架训练；其二为条件扩散模型：以一维U-Net为去噪网络，仰角条件经FiLM机制注入，采样阶段采用DDIM确定性加速。</w:t>
+        <w:t xml:space="preserve">前期工作基础：已系统梳理文献[1]的方法体系、数据规格与评价口径，建成Corazza参考数据生成管线与三层评价指标库并完成回归测试；在此基础上依据文献[1]公开的网络结构与训练超参数完成CGAN基线复现，7个测试仰角（20°~80°，步长10°）的KS统计量全部小于0.07、仰角-包络均值Spearman相关系数大于0.99，达到与文献[1]同量级的基线水平，为后续扩散模型对比实验提供了可信参照。</w:t>
       </w:r>
     </w:p>
     <w:p>
@@ -1436,7 +1153,7 @@
           <w:sz w:val="24"/>
           <w:lang w:eastAsia="zh-CN"/>
         </w:rPr>
-        <w:t xml:space="preserve">（3）评价体系方案：采用统一的三层指标库——L1静态分布、L2时序特性、L3系统性能，辅以连续仰角泛化指标与工程维度指标（训练稳定性、收敛轮数、参数量、采样耗时），形成"统计保真—时序结构—系统后果—工程成本"四个层面的完整评价视角。</w:t>
+        <w:t xml:space="preserve">正式研究按16周安排：第1~3周，条件扩散模型总体设计与实现（一维U-Net去噪网络、FiLM条件注入、前向噪声调度设计）；第4~6周，扩散模型训练调优与7个测试仰角逐点验收；第7~8周，DDIM采样步数—生成质量—采样耗时折中分析；第9~10周，系统性对比实验与连续仰角泛化测试，归纳两类生成范式的能力边界；第11~13周，依托课题组地面站开展真实信道数据采集与预处理（视采集条件），构建实测扩充数据集；第14周，跨数据源稳健性检验（两模型在新数据集上重训对比）；第15~16周，论文撰写、修改定稿与答辩准备。</w:t>
       </w:r>
     </w:p>
     <w:p>
@@ -1460,7 +1177,29 @@
           <w:sz w:val="24"/>
           <w:lang w:eastAsia="zh-CN"/>
         </w:rPr>
-        <w:t xml:space="preserve">公平性保障措施（控制变量设计）：两模型使用同一冻结训练集、同一评价代码与统一的随机种子管理约定；所有指标接口一经冻结，任何变更须重跑全量回归测试并登记，确保对比结论仅反映模型本身差异而非实验口径差异。</w:t>
+        <w:t xml:space="preserve">预期达到的目标：（1）完成仰角条件扩散模型的设计、训练与采样加速，7个测试仰角的分布拟合精度达到与CGAN基线同量级水平；（2）在三层指标与工程维度上全面量化对比两类模型的分布拟合精度、时序保持能力、系统性能后果与工程效率，重点检验"扩散模型在时序指标（LCR/AFD相对RMSE）上是否优于CGAN基线"这一研究假设；（3）完成真实信道数据采集（视采集条件）与跨数据源稳健性检验，形成完整的三层评价对比实验报告（含采样步数—生成质量—采样耗时折中曲线）与可复现代码库；（4）完成毕业论文一篇。</w:t>
+      </w:r>
+    </w:p>
+    <w:p>
+      <w:pPr>
+        <w:ind w:left="0" w:leftChars="0" w:firstLine="0" w:firstLineChars="0"/>
+        <w:rPr>
+          <w:rFonts w:hint="default" w:ascii="Times New Roman" w:hAnsi="Times New Roman" w:eastAsia="黑体" w:cs="Times New Roman"/>
+          <w:b/>
+          <w:color w:val="000000"/>
+          <w:sz w:val="28"/>
+          <w:lang w:eastAsia="zh-CN"/>
+        </w:rPr>
+      </w:pPr>
+      <w:r>
+        <w:rPr>
+          <w:rFonts w:hint="default" w:ascii="Times New Roman" w:hAnsi="Times New Roman" w:eastAsia="黑体" w:cs="Times New Roman"/>
+          <w:b/>
+          <w:color w:val="000000"/>
+          <w:sz w:val="28"/>
+          <w:lang w:eastAsia="zh-CN"/>
+        </w:rPr>
+        <w:t xml:space="preserve">六、课题已具备和所需的条件、经费</w:t>
       </w:r>
     </w:p>
     <w:p>
@@ -1484,31 +1223,7 @@
           <w:sz w:val="24"/>
           <w:lang w:eastAsia="zh-CN"/>
         </w:rPr>
-        <w:t xml:space="preserve">实验实施流程分为八个阶段：①训练集生成与冻结；②指标库自检；③CGAN训练与逐仰角验收；④条件扩散模型训练；⑤7个测试仰角逐点评测；⑥连续仰角泛化测试；⑦跨数据源稳健性检验；⑧对比分析与结论提炼。</w:t>
-      </w:r>
-    </w:p>
-    <w:p>
-      <w:pPr>
-        <w:spacing w:before="0" w:after="0" w:line="350" w:lineRule="auto"/>
-        <w:ind w:firstLine="0" w:firstLineChars="0"/>
-        <w:jc w:val="left"/>
-        <w:rPr>
-          <w:rFonts w:hint="default" w:ascii="Times New Roman" w:hAnsi="Times New Roman" w:eastAsia="黑体" w:cs="Times New Roman"/>
-          <w:b/>
-          <w:color w:val="000000"/>
-          <w:sz w:val="28"/>
-          <w:lang w:eastAsia="zh-CN"/>
-        </w:rPr>
-      </w:pPr>
-      <w:r>
-        <w:rPr>
-          <w:rFonts w:hint="default" w:ascii="Times New Roman" w:hAnsi="Times New Roman" w:eastAsia="黑体" w:cs="Times New Roman"/>
-          <w:b/>
-          <w:color w:val="000000"/>
-          <w:sz w:val="28"/>
-          <w:lang w:eastAsia="zh-CN"/>
-        </w:rPr>
-        <w:t xml:space="preserve">五、进度安排，预期达到的目标</w:t>
+        <w:t xml:space="preserve">课题已具备的条件：</w:t>
       </w:r>
     </w:p>
     <w:p>
@@ -1532,7 +1247,7 @@
           <w:sz w:val="24"/>
           <w:lang w:eastAsia="zh-CN"/>
         </w:rPr>
-        <w:t xml:space="preserve">前期工作基础：已系统梳理文献[1]的方法体系、数据规格与评价口径，并围绕本课题技术路线开展初步仿真验证（Corazza参考数据生成与评价流程的贯通性验证），初步确认了数据管线与评价体系的可行性。</w:t>
+        <w:t xml:space="preserve">（1）方法与数据基础：文献[1]已公开全部数据规格、训练超参与评价指标定义，本课题已完成其方法体系梳理与CGAN基线复现，数据管线与三层评价指标库经回归测试后冻结，复现要件完整、对比基准可信；</w:t>
       </w:r>
     </w:p>
     <w:p>
@@ -1556,7 +1271,7 @@
           <w:sz w:val="24"/>
           <w:lang w:eastAsia="zh-CN"/>
         </w:rPr>
-        <w:t xml:space="preserve">正式研究按16周安排：第1~2周，文献精读与总体方案细化；第3~4周，Corazza参考数据生成管线构建与数据质检；第5~6周，三层评价指标库构建与回归测试；第7~9周，CGAN基线复现、训练与逐仰角验收；第10~12周，条件扩散模型设计、训练调优与采样步数折中分析；第13~14周，系统性对比实验与跨数据源稳健性检验；第15~16周，论文撰写、修改定稿与答辩准备。</w:t>
+        <w:t xml:space="preserve">（2）前期验收基础：复现的CGAN基线在7个测试仰角上KS统计量全部小于0.07、仰角-均值Spearman相关系数大于0.99，达到文献[1]同量级水平，验证了数据管线、指标库与训练流程的端到端可行性，为16周进度安排的任务分解与工作量估计提供了可靠基础；</w:t>
       </w:r>
     </w:p>
     <w:p>
@@ -1580,31 +1295,7 @@
           <w:sz w:val="24"/>
           <w:lang w:eastAsia="zh-CN"/>
         </w:rPr>
-        <w:t xml:space="preserve">预期达到的目标：（1）复现的CGAN基线达到文献[1]同量级水平（7仰角KS均小于0.07、Spearman大于0.99）；（2）在三层指标与工程维度上全面量化对比两类模型的分布拟合精度、时序保持能力、系统性能后果与工程效率，重点检验"扩散模型在时序指标（LCR/AFD相对RMSE）上是否优于CGAN基线"这一研究假设；（3）形成完整的三层评价对比实验报告（含采样步数—生成质量—采样耗时折中曲线）与可复现代码库；（4）完成毕业论文一篇。</w:t>
-      </w:r>
-    </w:p>
-    <w:p>
-      <w:pPr>
-        <w:spacing w:before="0" w:after="0" w:line="350" w:lineRule="auto"/>
-        <w:ind w:firstLine="0" w:firstLineChars="0"/>
-        <w:jc w:val="left"/>
-        <w:rPr>
-          <w:rFonts w:hint="default" w:ascii="Times New Roman" w:hAnsi="Times New Roman" w:eastAsia="黑体" w:cs="Times New Roman"/>
-          <w:b/>
-          <w:color w:val="000000"/>
-          <w:sz w:val="28"/>
-          <w:lang w:eastAsia="zh-CN"/>
-        </w:rPr>
-      </w:pPr>
-      <w:r>
-        <w:rPr>
-          <w:rFonts w:hint="default" w:ascii="Times New Roman" w:hAnsi="Times New Roman" w:eastAsia="黑体" w:cs="Times New Roman"/>
-          <w:b/>
-          <w:color w:val="000000"/>
-          <w:sz w:val="28"/>
-          <w:lang w:eastAsia="zh-CN"/>
-        </w:rPr>
-        <w:t xml:space="preserve">六、课题已具备和所需的条件、经费</w:t>
+        <w:t xml:space="preserve">（3）算力与工具条件：实验所用GPU算力已具备，PyTorch等开源深度学习工具链成熟，可满足生成模型训练与大规模采样评估的算力需求。</w:t>
       </w:r>
     </w:p>
     <w:p>
@@ -1628,7 +1319,29 @@
           <w:sz w:val="24"/>
           <w:lang w:eastAsia="zh-CN"/>
         </w:rPr>
-        <w:t xml:space="preserve">课题已具备的条件：</w:t>
+        <w:t xml:space="preserve">所需条件与经费：本课题全程基于开源软件工具链与课题组既有资源，无元器件、设备采购需求，无需经费支持；真实信道数据采集拟依托课题组地面站资源实施（视采集条件安排），均不涉及经费。</w:t>
+      </w:r>
+    </w:p>
+    <w:p>
+      <w:pPr>
+        <w:ind w:left="0" w:leftChars="0" w:firstLine="0" w:firstLineChars="0"/>
+        <w:rPr>
+          <w:rFonts w:hint="default" w:ascii="Times New Roman" w:hAnsi="Times New Roman" w:eastAsia="黑体" w:cs="Times New Roman"/>
+          <w:b/>
+          <w:color w:val="000000"/>
+          <w:sz w:val="28"/>
+          <w:lang w:eastAsia="zh-CN"/>
+        </w:rPr>
+      </w:pPr>
+      <w:r>
+        <w:rPr>
+          <w:rFonts w:hint="default" w:ascii="Times New Roman" w:hAnsi="Times New Roman" w:eastAsia="黑体" w:cs="Times New Roman"/>
+          <w:b/>
+          <w:color w:val="000000"/>
+          <w:sz w:val="28"/>
+          <w:lang w:eastAsia="zh-CN"/>
+        </w:rPr>
+        <w:t xml:space="preserve">七、研究过程中可能遇到的困难和问题，解决的措施</w:t>
       </w:r>
     </w:p>
     <w:p>
@@ -1652,7 +1365,7 @@
           <w:sz w:val="24"/>
           <w:lang w:eastAsia="zh-CN"/>
         </w:rPr>
-        <w:t xml:space="preserve">（1）方法与数据基础：文献[1]已公开全部数据规格、训练超参与评价指标定义，本课题已系统梳理其方法体系与评价口径，复现要件完整、复现路径明确；</w:t>
+        <w:t xml:space="preserve">（1）WGAN-GP的条件间一致性难以保证。对抗损失仅在单个条件下约束分布匹配，缺乏跨条件有序性约束，CGAN基线复现过程中即观察到相邻仰角条件均值互相拖拽、条件均值曲线波浪形漂移的现象，在条件区间边界（如20°）尤为明显，个别仰角的KS指标一度超出验收阈值。解决措施：沿用文献[1]已验证的WGAN-GP、TTUR与EMA组合并以EMA权重采样抑制波动，辅以训练全程的条件均值曲线与逐仰角KS/Spearman监测，最终7个测试仰角全部验收达标；必要时将引入跨条件单调一致性正则约束相邻仰角的均值顺序；该现象同时作为GAN类方法的结构性局限纳入后续对比分析。</w:t>
       </w:r>
     </w:p>
     <w:p>
@@ -1676,7 +1389,7 @@
           <w:sz w:val="24"/>
           <w:lang w:eastAsia="zh-CN"/>
         </w:rPr>
-        <w:t xml:space="preserve">（2）前期可行性验证：已通过参考数据生成与统计评价基本流程的贯通性验证初步确认技术路线可行，为16周进度安排的任务分解与工作量估计提供了可靠基础；</w:t>
+        <w:t xml:space="preserve">（2）扩散模型训练与采样计算开销大。DDPM反向采样需数百至上千步迭代，生成效率远低于CGAN单次前向。解决措施：采用DDIM确定性采样将步数压缩至数十步量级，控制U-Net规模与训练序列长度，并系统测定"采样步数—生成质量—采样耗时"折中曲线，为生成模型的工程选型提供依据。</w:t>
       </w:r>
     </w:p>
     <w:p>
@@ -1700,7 +1413,7 @@
           <w:sz w:val="24"/>
           <w:lang w:eastAsia="zh-CN"/>
         </w:rPr>
-        <w:t xml:space="preserve">（3）算力与工具条件：实验所用GPU算力已具备，PyTorch等开源深度学习工具链成熟，可满足生成模型训练与大规模采样评估的算力需求。</w:t>
+        <w:t xml:space="preserve">（3）时序指标的统计精度与计算成本相互制约。LCR/AFD属于稀有事件计数统计，相对统计误差随样本量按1/√N标度，往往需要大样本（十万级）才能可靠区分模型差异；而逐样本点的数值积分在大样本量下计算量巨大，直接计算易导致评估进程长时间阻塞。解决措施：评估前按样本量校准指标阈值，采用网格插值将数值积分次数由样本量级降至网格量级，兼顾统计精度与计算开销，并以冻结数据集保证回归测试可复现。</w:t>
       </w:r>
     </w:p>
     <w:p>
@@ -1724,31 +1437,7 @@
           <w:sz w:val="24"/>
           <w:lang w:eastAsia="zh-CN"/>
         </w:rPr>
-        <w:t xml:space="preserve">所需条件与经费：本课题全程基于开源软件工具链与课题组既有资源，无元器件、设备采购需求，无需经费支持；如需真实测量数据作补充验证，拟依托课题组地面站资源自采实测数据，均不涉及经费。</w:t>
-      </w:r>
-    </w:p>
-    <w:p>
-      <w:pPr>
-        <w:spacing w:before="0" w:after="0" w:line="350" w:lineRule="auto"/>
-        <w:ind w:firstLine="0" w:firstLineChars="0"/>
-        <w:jc w:val="left"/>
-        <w:rPr>
-          <w:rFonts w:hint="default" w:ascii="Times New Roman" w:hAnsi="Times New Roman" w:eastAsia="黑体" w:cs="Times New Roman"/>
-          <w:b/>
-          <w:color w:val="000000"/>
-          <w:sz w:val="28"/>
-          <w:lang w:eastAsia="zh-CN"/>
-        </w:rPr>
-      </w:pPr>
-      <w:r>
-        <w:rPr>
-          <w:rFonts w:hint="default" w:ascii="Times New Roman" w:hAnsi="Times New Roman" w:eastAsia="黑体" w:cs="Times New Roman"/>
-          <w:b/>
-          <w:color w:val="000000"/>
-          <w:sz w:val="28"/>
-          <w:lang w:eastAsia="zh-CN"/>
-        </w:rPr>
-        <w:t xml:space="preserve">七、研究过程中可能遇到的困难和问题，解决的措施</w:t>
+        <w:t xml:space="preserve">（4）缺乏同频段同场景的公开实测数据。Corazza模型参数依赖特定测量场景拟合，参考数据与真实信道的偏差会传导至生成模型的评估结论。解决措施：视采集条件，依托课题组地面站资源自采实测数据作为补充验证；论文中对数据局限如实说明。</w:t>
       </w:r>
     </w:p>
     <w:p>
@@ -1772,110 +1461,12 @@
           <w:sz w:val="24"/>
           <w:lang w:eastAsia="zh-CN"/>
         </w:rPr>
-        <w:t xml:space="preserve">（1）WGAN-GP的条件间一致性难以保证。对抗损失仅在单个条件下约束分布匹配，缺乏跨条件有序性约束，训练中易出现相邻仰角条件均值互相拖拽、条件均值曲线波浪形漂移的现象；其中条件区间边界（如20°）仅受单侧相邻条件牵制、约束最弱，是漂移风险预计最高的位置，一旦出现漂移将直接表现为逐仰角KS指标恶化。解决措施：沿用文献[1]已验证的WGAN-GP、TTUR与EMA组合并以EMA权重采样抑制波动，完整记录训练全程的条件均值曲线与逐仰角KS/Spearman以监测漂移；必要时引入跨条件单调一致性正则约束相邻仰角的均值顺序；若漂移确实发生，将把该现象作为GAN类方法的结构性局限纳入对比分析。</w:t>
-      </w:r>
-    </w:p>
-    <w:p>
-      <w:pPr>
-        <w:spacing w:before="0" w:after="0" w:line="300" w:lineRule="auto"/>
-        <w:ind w:firstLine="480" w:firstLineChars="200"/>
-        <w:jc w:val="both"/>
-        <w:rPr>
-          <w:rFonts w:hint="default" w:ascii="Times New Roman" w:hAnsi="Times New Roman" w:eastAsia="宋体" w:cs="Times New Roman"/>
-          <w:b w:val="0"/>
-          <w:color w:val="000000"/>
-          <w:sz w:val="24"/>
-          <w:lang w:eastAsia="zh-CN"/>
-        </w:rPr>
-      </w:pPr>
-      <w:r>
-        <w:rPr>
-          <w:rFonts w:hint="default" w:ascii="Times New Roman" w:hAnsi="Times New Roman" w:eastAsia="宋体" w:cs="Times New Roman"/>
-          <w:b w:val="0"/>
-          <w:color w:val="000000"/>
-          <w:sz w:val="24"/>
-          <w:lang w:eastAsia="zh-CN"/>
-        </w:rPr>
-        <w:t xml:space="preserve">（2）扩散模型训练与采样计算开销大。DDPM反向采样需数百至上千步迭代，生成效率远低于CGAN单次前向。解决措施：采用DDIM确定性采样将步数压缩至数十步量级，控制U-Net规模与训练序列长度，并系统测定"采样步数—生成质量—采样耗时"折中曲线，为生成模型的工程选型提供依据。</w:t>
-      </w:r>
-    </w:p>
-    <w:p>
-      <w:pPr>
-        <w:spacing w:before="0" w:after="0" w:line="300" w:lineRule="auto"/>
-        <w:ind w:firstLine="480" w:firstLineChars="200"/>
-        <w:jc w:val="both"/>
-        <w:rPr>
-          <w:rFonts w:hint="default" w:ascii="Times New Roman" w:hAnsi="Times New Roman" w:eastAsia="宋体" w:cs="Times New Roman"/>
-          <w:b w:val="0"/>
-          <w:color w:val="000000"/>
-          <w:sz w:val="24"/>
-          <w:lang w:eastAsia="zh-CN"/>
-        </w:rPr>
-      </w:pPr>
-      <w:r>
-        <w:rPr>
-          <w:rFonts w:hint="default" w:ascii="Times New Roman" w:hAnsi="Times New Roman" w:eastAsia="宋体" w:cs="Times New Roman"/>
-          <w:b w:val="0"/>
-          <w:color w:val="000000"/>
-          <w:sz w:val="24"/>
-          <w:lang w:eastAsia="zh-CN"/>
-        </w:rPr>
-        <w:t xml:space="preserve">（3）时序指标的统计精度与计算成本相互制约。LCR/AFD属于稀有事件计数统计，相对统计误差随样本量按1/√N标度，往往需要大样本（十万级）才能可靠区分模型差异；而逐样本点的数值积分在大样本量下计算量巨大，直接计算易导致评估进程长时间阻塞。解决措施：评估前按样本量校准指标阈值，采用网格插值将数值积分次数由样本量级降至网格量级，兼顾统计精度与计算开销，并以冻结数据集保证回归测试可复现。</w:t>
-      </w:r>
-    </w:p>
-    <w:p>
-      <w:pPr>
-        <w:spacing w:before="0" w:after="0" w:line="300" w:lineRule="auto"/>
-        <w:ind w:firstLine="480" w:firstLineChars="200"/>
-        <w:jc w:val="both"/>
-        <w:rPr>
-          <w:rFonts w:hint="default" w:ascii="Times New Roman" w:hAnsi="Times New Roman" w:eastAsia="宋体" w:cs="Times New Roman"/>
-          <w:b w:val="0"/>
-          <w:color w:val="000000"/>
-          <w:sz w:val="24"/>
-          <w:lang w:eastAsia="zh-CN"/>
-        </w:rPr>
-      </w:pPr>
-      <w:r>
-        <w:rPr>
-          <w:rFonts w:hint="default" w:ascii="Times New Roman" w:hAnsi="Times New Roman" w:eastAsia="宋体" w:cs="Times New Roman"/>
-          <w:b w:val="0"/>
-          <w:color w:val="000000"/>
-          <w:sz w:val="24"/>
-          <w:lang w:eastAsia="zh-CN"/>
-        </w:rPr>
-        <w:t xml:space="preserve">（4）缺乏同频段同场景的公开实测数据。Corazza模型参数依赖特定测量场景拟合，参考数据与真实信道的偏差会传导至生成模型的评估结论。解决措施：视采集条件，依托课题组地面站资源自采实测数据作为补充验证；论文中对数据局限如实说明。</w:t>
-      </w:r>
-    </w:p>
-    <w:p>
-      <w:pPr>
-        <w:spacing w:before="0" w:after="0" w:line="300" w:lineRule="auto"/>
-        <w:ind w:firstLine="480" w:firstLineChars="200"/>
-        <w:jc w:val="both"/>
-        <w:rPr>
-          <w:rFonts w:hint="default" w:ascii="Times New Roman" w:hAnsi="Times New Roman" w:eastAsia="宋体" w:cs="Times New Roman"/>
-          <w:b w:val="0"/>
-          <w:color w:val="000000"/>
-          <w:sz w:val="24"/>
-          <w:lang w:eastAsia="zh-CN"/>
-        </w:rPr>
-      </w:pPr>
-      <w:r>
-        <w:rPr>
-          <w:rFonts w:hint="default" w:ascii="Times New Roman" w:hAnsi="Times New Roman" w:eastAsia="宋体" w:cs="Times New Roman"/>
-          <w:b w:val="0"/>
-          <w:color w:val="000000"/>
-          <w:sz w:val="24"/>
-          <w:lang w:eastAsia="zh-CN"/>
-        </w:rPr>
         <w:t xml:space="preserve">（5）公平对比的口径控制。两模型对比结论的有效性完全取决于数据、指标、种子口径的一致性。解决措施：统一冻结训练集与评价代码，指标接口冻结后任何变更必须重跑全量回归测试并登记变更日志。</w:t>
       </w:r>
     </w:p>
     <w:p>
       <w:pPr>
-        <w:spacing w:before="0" w:after="0" w:line="350" w:lineRule="auto"/>
-        <w:ind w:firstLine="0" w:firstLineChars="0"/>
-        <w:jc w:val="left"/>
+        <w:ind w:left="0" w:leftChars="0" w:firstLine="0" w:firstLineChars="0"/>
         <w:rPr>
           <w:rFonts w:hint="default" w:ascii="Times New Roman" w:hAnsi="Times New Roman" w:eastAsia="黑体" w:cs="Times New Roman"/>
           <w:b/>
@@ -2980,23 +2571,23 @@
     <w:lsdException w:unhideWhenUsed="0" w:uiPriority="0" w:semiHidden="0" w:name="index 7"/>
     <w:lsdException w:unhideWhenUsed="0" w:uiPriority="0" w:semiHidden="0" w:name="index 8"/>
     <w:lsdException w:unhideWhenUsed="0" w:uiPriority="0" w:semiHidden="0" w:name="index 9"/>
-    <w:lsdException w:unhideWhenUsed="0" w:uiPriority="0" w:name="toc 1"/>
-    <w:lsdException w:unhideWhenUsed="0" w:uiPriority="0" w:name="toc 2"/>
-    <w:lsdException w:unhideWhenUsed="0" w:uiPriority="0" w:name="toc 3"/>
-    <w:lsdException w:unhideWhenUsed="0" w:uiPriority="0" w:name="toc 4"/>
+    <w:lsdException w:qFormat="1" w:unhideWhenUsed="0" w:uiPriority="0" w:name="toc 1"/>
+    <w:lsdException w:qFormat="1" w:unhideWhenUsed="0" w:uiPriority="0" w:name="toc 2"/>
+    <w:lsdException w:qFormat="1" w:unhideWhenUsed="0" w:uiPriority="0" w:name="toc 3"/>
+    <w:lsdException w:qFormat="1" w:unhideWhenUsed="0" w:uiPriority="0" w:name="toc 4"/>
     <w:lsdException w:unhideWhenUsed="0" w:uiPriority="0" w:name="toc 5"/>
-    <w:lsdException w:unhideWhenUsed="0" w:uiPriority="0" w:name="toc 6"/>
-    <w:lsdException w:unhideWhenUsed="0" w:uiPriority="0" w:name="toc 7"/>
+    <w:lsdException w:qFormat="1" w:unhideWhenUsed="0" w:uiPriority="0" w:name="toc 6"/>
+    <w:lsdException w:qFormat="1" w:unhideWhenUsed="0" w:uiPriority="0" w:name="toc 7"/>
     <w:lsdException w:unhideWhenUsed="0" w:uiPriority="0" w:name="toc 8"/>
     <w:lsdException w:unhideWhenUsed="0" w:uiPriority="0" w:name="toc 9"/>
-    <w:lsdException w:unhideWhenUsed="0" w:uiPriority="0" w:semiHidden="0" w:name="Normal Indent"/>
+    <w:lsdException w:qFormat="1" w:unhideWhenUsed="0" w:uiPriority="0" w:semiHidden="0" w:name="Normal Indent"/>
     <w:lsdException w:unhideWhenUsed="0" w:uiPriority="0" w:name="footnote text"/>
     <w:lsdException w:unhideWhenUsed="0" w:uiPriority="0" w:semiHidden="0" w:name="annotation text"/>
     <w:lsdException w:unhideWhenUsed="0" w:uiPriority="0" w:semiHidden="0" w:name="header"/>
     <w:lsdException w:unhideWhenUsed="0" w:uiPriority="0" w:semiHidden="0" w:name="footer"/>
     <w:lsdException w:unhideWhenUsed="0" w:uiPriority="0" w:semiHidden="0" w:name="index heading"/>
     <w:lsdException w:qFormat="1" w:unhideWhenUsed="0" w:uiPriority="0" w:semiHidden="0" w:name="caption"/>
-    <w:lsdException w:unhideWhenUsed="0" w:uiPriority="0" w:name="table of figures"/>
+    <w:lsdException w:qFormat="1" w:unhideWhenUsed="0" w:uiPriority="0" w:name="table of figures"/>
     <w:lsdException w:unhideWhenUsed="0" w:uiPriority="0" w:semiHidden="0" w:name="envelope address"/>
     <w:lsdException w:unhideWhenUsed="0" w:uiPriority="0" w:semiHidden="0" w:name="envelope return"/>
     <w:lsdException w:unhideWhenUsed="0" w:uiPriority="0" w:name="footnote reference"/>
@@ -3004,7 +2595,7 @@
     <w:lsdException w:unhideWhenUsed="0" w:uiPriority="0" w:semiHidden="0" w:name="line number"/>
     <w:lsdException w:unhideWhenUsed="0" w:uiPriority="0" w:semiHidden="0" w:name="page number"/>
     <w:lsdException w:unhideWhenUsed="0" w:uiPriority="0" w:semiHidden="0" w:name="endnote reference"/>
-    <w:lsdException w:unhideWhenUsed="0" w:uiPriority="0" w:name="endnote text"/>
+    <w:lsdException w:qFormat="1" w:unhideWhenUsed="0" w:uiPriority="0" w:name="endnote text"/>
     <w:lsdException w:unhideWhenUsed="0" w:uiPriority="0" w:semiHidden="0" w:name="table of authorities"/>
     <w:lsdException w:unhideWhenUsed="0" w:uiPriority="0" w:semiHidden="0" w:name="macro"/>
     <w:lsdException w:unhideWhenUsed="0" w:uiPriority="0" w:semiHidden="0" w:name="toa heading"/>
@@ -3026,9 +2617,9 @@
     <w:lsdException w:qFormat="1" w:unhideWhenUsed="0" w:uiPriority="0" w:semiHidden="0" w:name="Title"/>
     <w:lsdException w:unhideWhenUsed="0" w:uiPriority="0" w:semiHidden="0" w:name="Closing"/>
     <w:lsdException w:unhideWhenUsed="0" w:uiPriority="0" w:semiHidden="0" w:name="Signature"/>
-    <w:lsdException w:unhideWhenUsed="0" w:uiPriority="0" w:name="Default Paragraph Font"/>
-    <w:lsdException w:unhideWhenUsed="0" w:uiPriority="0" w:semiHidden="0" w:name="Body Text"/>
-    <w:lsdException w:unhideWhenUsed="0" w:uiPriority="0" w:semiHidden="0" w:name="Body Text Indent"/>
+    <w:lsdException w:qFormat="1" w:unhideWhenUsed="0" w:uiPriority="0" w:name="Default Paragraph Font"/>
+    <w:lsdException w:qFormat="1" w:unhideWhenUsed="0" w:uiPriority="0" w:semiHidden="0" w:name="Body Text"/>
+    <w:lsdException w:qFormat="1" w:unhideWhenUsed="0" w:uiPriority="0" w:semiHidden="0" w:name="Body Text Indent"/>
     <w:lsdException w:unhideWhenUsed="0" w:uiPriority="0" w:semiHidden="0" w:name="List Continue"/>
     <w:lsdException w:unhideWhenUsed="0" w:uiPriority="0" w:semiHidden="0" w:name="List Continue 2"/>
     <w:lsdException w:unhideWhenUsed="0" w:uiPriority="0" w:semiHidden="0" w:name="List Continue 3"/>
@@ -3045,12 +2636,12 @@
     <w:lsdException w:unhideWhenUsed="0" w:uiPriority="0" w:semiHidden="0" w:name="Body Text 3"/>
     <w:lsdException w:unhideWhenUsed="0" w:uiPriority="0" w:semiHidden="0" w:name="Body Text Indent 2"/>
     <w:lsdException w:unhideWhenUsed="0" w:uiPriority="0" w:semiHidden="0" w:name="Body Text Indent 3"/>
-    <w:lsdException w:unhideWhenUsed="0" w:uiPriority="0" w:semiHidden="0" w:name="Block Text"/>
+    <w:lsdException w:qFormat="1" w:unhideWhenUsed="0" w:uiPriority="0" w:semiHidden="0" w:name="Block Text"/>
     <w:lsdException w:unhideWhenUsed="0" w:uiPriority="0" w:semiHidden="0" w:name="Hyperlink"/>
     <w:lsdException w:unhideWhenUsed="0" w:uiPriority="0" w:semiHidden="0" w:name="FollowedHyperlink"/>
     <w:lsdException w:qFormat="1" w:unhideWhenUsed="0" w:uiPriority="0" w:semiHidden="0" w:name="Strong"/>
     <w:lsdException w:qFormat="1" w:unhideWhenUsed="0" w:uiPriority="0" w:semiHidden="0" w:name="Emphasis"/>
-    <w:lsdException w:unhideWhenUsed="0" w:uiPriority="0" w:name="Document Map"/>
+    <w:lsdException w:qFormat="1" w:unhideWhenUsed="0" w:uiPriority="0" w:name="Document Map"/>
     <w:lsdException w:unhideWhenUsed="0" w:uiPriority="0" w:semiHidden="0" w:name="Plain Text"/>
     <w:lsdException w:unhideWhenUsed="0" w:uiPriority="0" w:semiHidden="0" w:name="E-mail Signature"/>
     <w:lsdException w:unhideWhenUsed="0" w:uiPriority="0" w:semiHidden="0" w:name="Normal (Web)"/>
@@ -3064,7 +2655,7 @@
     <w:lsdException w:unhideWhenUsed="0" w:uiPriority="0" w:semiHidden="0" w:name="HTML Sample"/>
     <w:lsdException w:unhideWhenUsed="0" w:uiPriority="0" w:semiHidden="0" w:name="HTML Typewriter"/>
     <w:lsdException w:unhideWhenUsed="0" w:uiPriority="0" w:semiHidden="0" w:name="HTML Variable"/>
-    <w:lsdException w:unhideWhenUsed="0" w:uiPriority="0" w:name="Normal Table"/>
+    <w:lsdException w:qFormat="1" w:unhideWhenUsed="0" w:uiPriority="0" w:name="Normal Table"/>
     <w:lsdException w:unhideWhenUsed="0" w:uiPriority="0" w:semiHidden="0" w:name="annotation subject"/>
     <w:lsdException w:unhideWhenUsed="0" w:uiPriority="0" w:semiHidden="0" w:name="Table Simple 1"/>
     <w:lsdException w:unhideWhenUsed="0" w:uiPriority="0" w:semiHidden="0" w:name="Table Simple 2"/>
@@ -3225,6 +2816,7 @@
       <w:jc w:val="both"/>
     </w:pPr>
     <w:rPr>
+      <w:rFonts w:ascii="Times New Roman" w:hAnsi="Times New Roman" w:eastAsia="宋体" w:cs="Times New Roman"/>
       <w:kern w:val="2"/>
       <w:sz w:val="24"/>
       <w:szCs w:val="24"/>
@@ -3430,14 +3022,15 @@
   <w:style w:type="character" w:default="1" w:styleId="43">
     <w:name w:val="Default Paragraph Font"/>
     <w:semiHidden/>
+    <w:qFormat/>
     <w:uiPriority w:val="0"/>
   </w:style>
   <w:style w:type="table" w:default="1" w:styleId="41">
     <w:name w:val="Normal Table"/>
     <w:semiHidden/>
+    <w:qFormat/>
     <w:uiPriority w:val="0"/>
     <w:tblPr>
-      <w:tblStyle w:val="41"/>
       <w:tblCellMar>
         <w:top w:w="0" w:type="dxa"/>
         <w:left w:w="108" w:type="dxa"/>
@@ -3451,6 +3044,7 @@
     <w:basedOn w:val="1"/>
     <w:next w:val="1"/>
     <w:semiHidden/>
+    <w:qFormat/>
     <w:uiPriority w:val="0"/>
     <w:pPr>
       <w:spacing w:before="0" w:after="0"/>
@@ -3473,6 +3067,7 @@
   <w:style w:type="paragraph" w:styleId="13">
     <w:name w:val="Normal Indent"/>
     <w:basedOn w:val="1"/>
+    <w:qFormat/>
     <w:uiPriority w:val="0"/>
     <w:pPr>
       <w:spacing w:before="0" w:beforeLines="0" w:after="0" w:afterLines="0" w:line="240" w:lineRule="auto"/>
@@ -3499,6 +3094,7 @@
     <w:name w:val="Document Map"/>
     <w:basedOn w:val="1"/>
     <w:semiHidden/>
+    <w:qFormat/>
     <w:uiPriority w:val="0"/>
     <w:pPr>
       <w:shd w:val="clear" w:color="auto" w:fill="000080"/>
@@ -3517,6 +3113,7 @@
     <w:name w:val="Body Text"/>
     <w:basedOn w:val="1"/>
     <w:link w:val="60"/>
+    <w:qFormat/>
     <w:uiPriority w:val="0"/>
     <w:pPr>
       <w:spacing w:after="120"/>
@@ -3526,6 +3123,7 @@
     <w:name w:val="Body Text Indent"/>
     <w:basedOn w:val="1"/>
     <w:link w:val="61"/>
+    <w:qFormat/>
     <w:uiPriority w:val="0"/>
     <w:pPr>
       <w:spacing w:before="0" w:beforeLines="0" w:after="120" w:afterLines="0"/>
@@ -3539,6 +3137,7 @@
   <w:style w:type="paragraph" w:styleId="19">
     <w:name w:val="Block Text"/>
     <w:basedOn w:val="1"/>
+    <w:qFormat/>
     <w:uiPriority w:val="0"/>
     <w:pPr>
       <w:spacing w:before="0" w:beforeLines="0" w:after="0" w:afterLines="0"/>
@@ -3571,6 +3170,7 @@
     <w:basedOn w:val="1"/>
     <w:next w:val="1"/>
     <w:semiHidden/>
+    <w:qFormat/>
     <w:uiPriority w:val="0"/>
     <w:pPr>
       <w:spacing w:before="0" w:beforeLines="0" w:after="0" w:afterLines="0" w:line="240" w:lineRule="auto"/>
@@ -3627,6 +3227,7 @@
     <w:name w:val="endnote text"/>
     <w:basedOn w:val="1"/>
     <w:semiHidden/>
+    <w:qFormat/>
     <w:uiPriority w:val="0"/>
     <w:pPr>
       <w:tabs>
@@ -3694,6 +3295,7 @@
     <w:basedOn w:val="1"/>
     <w:next w:val="1"/>
     <w:semiHidden/>
+    <w:qFormat/>
     <w:uiPriority w:val="0"/>
     <w:pPr>
       <w:spacing w:before="0" w:beforeLines="0" w:after="0" w:afterLines="0" w:line="240" w:lineRule="auto"/>
@@ -3711,6 +3313,7 @@
     <w:basedOn w:val="1"/>
     <w:next w:val="1"/>
     <w:semiHidden/>
+    <w:qFormat/>
     <w:uiPriority w:val="0"/>
     <w:pPr>
       <w:spacing w:before="0" w:beforeLines="0" w:after="0" w:afterLines="0" w:line="240" w:lineRule="auto"/>
@@ -3738,7 +3341,6 @@
       <w:iCs/>
       <w:spacing w:val="13"/>
       <w:kern w:val="0"/>
-      <w:lang/>
     </w:rPr>
   </w:style>
   <w:style w:type="paragraph" w:styleId="32">
@@ -3764,6 +3366,7 @@
     <w:basedOn w:val="1"/>
     <w:next w:val="1"/>
     <w:semiHidden/>
+    <w:qFormat/>
     <w:uiPriority w:val="0"/>
     <w:pPr>
       <w:spacing w:before="0" w:after="0"/>
@@ -3780,6 +3383,7 @@
     <w:basedOn w:val="1"/>
     <w:next w:val="1"/>
     <w:semiHidden/>
+    <w:qFormat/>
     <w:uiPriority w:val="0"/>
     <w:pPr>
       <w:spacing w:before="0" w:beforeLines="0" w:after="0" w:afterLines="0" w:line="240" w:lineRule="auto"/>
@@ -3796,6 +3400,7 @@
     <w:basedOn w:val="1"/>
     <w:next w:val="1"/>
     <w:semiHidden/>
+    <w:qFormat/>
     <w:uiPriority w:val="0"/>
     <w:pPr>
       <w:spacing w:before="0" w:beforeLines="0" w:after="0" w:afterLines="0" w:line="240" w:lineRule="auto"/>
@@ -3912,7 +3517,6 @@
       <w:jc w:val="both"/>
     </w:pPr>
     <w:tblPr>
-      <w:tblStyle w:val="41"/>
       <w:tblBorders>
         <w:top w:val="single" w:color="auto" w:sz="4" w:space="0"/>
         <w:left w:val="single" w:color="auto" w:sz="4" w:space="0"/>
@@ -4016,6 +3620,7 @@
   <w:style w:type="character" w:customStyle="1" w:styleId="53">
     <w:name w:val="标题 4 Char"/>
     <w:link w:val="5"/>
+    <w:qFormat/>
     <w:uiPriority w:val="0"/>
     <w:rPr>
       <w:rFonts w:ascii="Arial" w:hAnsi="Arial" w:eastAsia="黑体"/>
@@ -4029,6 +3634,7 @@
   <w:style w:type="character" w:customStyle="1" w:styleId="54">
     <w:name w:val="标题 5 Char"/>
     <w:link w:val="6"/>
+    <w:qFormat/>
     <w:uiPriority w:val="0"/>
     <w:rPr>
       <w:rFonts w:eastAsia="黑体"/>
@@ -4068,6 +3674,7 @@
   <w:style w:type="character" w:customStyle="1" w:styleId="57">
     <w:name w:val="标题 8 Char"/>
     <w:link w:val="9"/>
+    <w:qFormat/>
     <w:uiPriority w:val="0"/>
     <w:rPr>
       <w:rFonts w:ascii="Cambria" w:hAnsi="Cambria" w:eastAsia="宋体"/>
@@ -4100,6 +3707,7 @@
   <w:style w:type="character" w:customStyle="1" w:styleId="60">
     <w:name w:val="正文文本 Char"/>
     <w:link w:val="17"/>
+    <w:qFormat/>
     <w:uiPriority w:val="0"/>
     <w:rPr>
       <w:rFonts w:eastAsia="宋体"/>
@@ -4112,6 +3720,7 @@
   <w:style w:type="character" w:customStyle="1" w:styleId="61">
     <w:name w:val="正文文本缩进 Char"/>
     <w:link w:val="18"/>
+    <w:qFormat/>
     <w:uiPriority w:val="0"/>
     <w:rPr>
       <w:rFonts w:eastAsia="宋体"/>
@@ -4134,6 +3743,7 @@
   <w:style w:type="character" w:customStyle="1" w:styleId="63">
     <w:name w:val="日期 Char"/>
     <w:link w:val="24"/>
+    <w:qFormat/>
     <w:uiPriority w:val="0"/>
     <w:rPr>
       <w:rFonts w:eastAsia="宋体"/>
@@ -4182,6 +3792,7 @@
   <w:style w:type="character" w:customStyle="1" w:styleId="67">
     <w:name w:val="标题 Char"/>
     <w:link w:val="39"/>
+    <w:qFormat/>
     <w:uiPriority w:val="0"/>
     <w:rPr>
       <w:rFonts w:ascii="Arial" w:hAnsi="Arial" w:eastAsia="宋体" w:cs="Arial"/>
@@ -4196,6 +3807,7 @@
   <w:style w:type="character" w:customStyle="1" w:styleId="68">
     <w:name w:val="批注主题 Char"/>
     <w:link w:val="40"/>
+    <w:qFormat/>
     <w:uiPriority w:val="0"/>
     <w:rPr>
       <w:b/>
@@ -4234,6 +3846,7 @@
   <w:style w:type="paragraph" w:customStyle="1" w:styleId="71">
     <w:name w:val="编号*"/>
     <w:basedOn w:val="1"/>
+    <w:qFormat/>
     <w:uiPriority w:val="0"/>
     <w:pPr>
       <w:tabs>
@@ -4262,6 +3875,7 @@
   <w:style w:type="character" w:customStyle="1" w:styleId="73">
     <w:name w:val="图 Char"/>
     <w:link w:val="72"/>
+    <w:qFormat/>
     <w:uiPriority w:val="0"/>
     <w:rPr>
       <w:kern w:val="2"/>
@@ -4298,6 +3912,7 @@
     <w:name w:val="编号01"/>
     <w:basedOn w:val="1"/>
     <w:next w:val="1"/>
+    <w:qFormat/>
     <w:uiPriority w:val="0"/>
     <w:pPr>
       <w:tabs>
@@ -4453,6 +4068,7 @@
   <w:style w:type="paragraph" w:customStyle="1" w:styleId="88">
     <w:name w:val="样式 标题 1 + (西文) 宋体"/>
     <w:basedOn w:val="2"/>
+    <w:qFormat/>
     <w:uiPriority w:val="0"/>
     <w:pPr>
       <w:keepNext w:val="0"/>
@@ -4567,6 +4183,7 @@
   <w:style w:type="paragraph" w:customStyle="1" w:styleId="96">
     <w:name w:val="样式 标题 3 + (西文) 宋体 段前: 0.25 行 段后: 0.25 行"/>
     <w:basedOn w:val="4"/>
+    <w:qFormat/>
     <w:uiPriority w:val="0"/>
     <w:pPr>
       <w:keepNext w:val="0"/>
@@ -4658,6 +4275,7 @@
   <w:style w:type="paragraph" w:customStyle="1" w:styleId="103">
     <w:name w:val="样式 正文文本 + 段后: 0.25 行1"/>
     <w:basedOn w:val="17"/>
+    <w:qFormat/>
     <w:uiPriority w:val="0"/>
     <w:pPr>
       <w:spacing w:after="25"/>
@@ -4710,6 +4328,7 @@
     <w:name w:val="加粗"/>
     <w:basedOn w:val="94"/>
     <w:link w:val="108"/>
+    <w:qFormat/>
     <w:uiPriority w:val="0"/>
     <w:pPr>
       <w:spacing w:before="25" w:beforeLines="25" w:after="25" w:afterLines="25" w:line="300" w:lineRule="auto"/>
@@ -4759,6 +4378,7 @@
   </w:style>
   <w:style w:type="character" w:customStyle="1" w:styleId="111">
     <w:name w:val="页眉 Char Char"/>
+    <w:qFormat/>
     <w:uiPriority w:val="0"/>
     <w:rPr>
       <w:rFonts w:ascii="Times New Roman" w:hAnsi="Times New Roman"/>
@@ -4806,8 +4426,8 @@
       <w:szCs w:val="26"/>
     </w:rPr>
   </w:style>
-  <w:style w:type="character" w:styleId="115">
-    <w:name w:val=""/>
+  <w:style w:type="character" w:customStyle="1" w:styleId="115">
+    <w:name w:val="_Style 114"/>
     <w:qFormat/>
     <w:uiPriority w:val="0"/>
     <w:rPr>
@@ -4817,6 +4437,7 @@
   <w:style w:type="character" w:customStyle="1" w:styleId="116">
     <w:name w:val="明显引用 Char1"/>
     <w:link w:val="117"/>
+    <w:qFormat/>
     <w:uiPriority w:val="0"/>
     <w:rPr>
       <w:b/>
@@ -4849,11 +4470,10 @@
       <w:kern w:val="0"/>
       <w:sz w:val="20"/>
       <w:szCs w:val="20"/>
-      <w:lang/>
-    </w:rPr>
-  </w:style>
-  <w:style w:type="character" w:styleId="118">
-    <w:name w:val=""/>
+    </w:rPr>
+  </w:style>
+  <w:style w:type="character" w:customStyle="1" w:styleId="118">
+    <w:name w:val="_Style 117"/>
     <w:qFormat/>
     <w:uiPriority w:val="0"/>
     <w:rPr>
@@ -4889,7 +4509,6 @@
       <w:kern w:val="0"/>
       <w:sz w:val="20"/>
       <w:szCs w:val="20"/>
-      <w:lang/>
     </w:rPr>
   </w:style>
   <w:style w:type="character" w:customStyle="1" w:styleId="121">
@@ -4905,6 +4524,7 @@
   </w:style>
   <w:style w:type="character" w:customStyle="1" w:styleId="122">
     <w:name w:val=" Char Char13"/>
+    <w:qFormat/>
     <w:uiPriority w:val="0"/>
     <w:rPr>
       <w:rFonts w:ascii="Cambria" w:hAnsi="Cambria" w:eastAsia="宋体" w:cs="Times New Roman"/>
@@ -4916,6 +4536,7 @@
   </w:style>
   <w:style w:type="character" w:customStyle="1" w:styleId="123">
     <w:name w:val=" Char Char12"/>
+    <w:qFormat/>
     <w:uiPriority w:val="0"/>
     <w:rPr>
       <w:rFonts w:ascii="Cambria" w:hAnsi="Cambria" w:eastAsia="宋体" w:cs="Times New Roman"/>
@@ -4969,10 +4590,12 @@
   <w:style w:type="character" w:customStyle="1" w:styleId="128">
     <w:name w:val="无间隔 Char"/>
     <w:basedOn w:val="43"/>
+    <w:qFormat/>
     <w:uiPriority w:val="0"/>
   </w:style>
   <w:style w:type="character" w:customStyle="1" w:styleId="129">
     <w:name w:val="引用 Char"/>
+    <w:qFormat/>
     <w:uiPriority w:val="0"/>
     <w:rPr>
       <w:i/>
@@ -4989,8 +4612,8 @@
       <w:iCs/>
     </w:rPr>
   </w:style>
-  <w:style w:type="character" w:styleId="131">
-    <w:name w:val=""/>
+  <w:style w:type="character" w:customStyle="1" w:styleId="131">
+    <w:name w:val="_Style 130"/>
     <w:qFormat/>
     <w:uiPriority w:val="0"/>
     <w:rPr>
@@ -4998,8 +4621,8 @@
       <w:bCs/>
     </w:rPr>
   </w:style>
-  <w:style w:type="character" w:styleId="132">
-    <w:name w:val=""/>
+  <w:style w:type="character" w:customStyle="1" w:styleId="132">
+    <w:name w:val="_Style 131"/>
     <w:qFormat/>
     <w:uiPriority w:val="0"/>
     <w:rPr>
@@ -5008,8 +4631,8 @@
       <w:u w:val="single"/>
     </w:rPr>
   </w:style>
-  <w:style w:type="character" w:styleId="133">
-    <w:name w:val=""/>
+  <w:style w:type="character" w:customStyle="1" w:styleId="133">
+    <w:name w:val="_Style 132"/>
     <w:qFormat/>
     <w:uiPriority w:val="0"/>
     <w:rPr>
@@ -5021,6 +4644,7 @@
   </w:style>
   <w:style w:type="character" w:customStyle="1" w:styleId="134">
     <w:name w:val=" Char Char3"/>
+    <w:qFormat/>
     <w:uiPriority w:val="0"/>
     <w:rPr>
       <w:kern w:val="2"/>
@@ -5030,6 +4654,7 @@
   </w:style>
   <w:style w:type="character" w:customStyle="1" w:styleId="135">
     <w:name w:val=" Char Char9"/>
+    <w:qFormat/>
     <w:uiPriority w:val="0"/>
     <w:rPr>
       <w:rFonts w:ascii="Cambria" w:hAnsi="Cambria" w:eastAsia="宋体" w:cs="Times New Roman"/>
@@ -5042,6 +4667,7 @@
   </w:style>
   <w:style w:type="character" w:customStyle="1" w:styleId="136">
     <w:name w:val=" Char Char7"/>
+    <w:qFormat/>
     <w:uiPriority w:val="0"/>
     <w:rPr>
       <w:rFonts w:ascii="Cambria" w:hAnsi="Cambria" w:eastAsia="宋体" w:cs="Times New Roman"/>
@@ -5051,6 +4677,7 @@
   </w:style>
   <w:style w:type="character" w:customStyle="1" w:styleId="137">
     <w:name w:val=" Char Char8"/>
+    <w:qFormat/>
     <w:uiPriority w:val="0"/>
     <w:rPr>
       <w:rFonts w:ascii="Cambria" w:hAnsi="Cambria" w:eastAsia="宋体" w:cs="Times New Roman"/>
@@ -5060,6 +4687,7 @@
   </w:style>
   <w:style w:type="character" w:customStyle="1" w:styleId="138">
     <w:name w:val=" Char Char6"/>
+    <w:qFormat/>
     <w:uiPriority w:val="0"/>
     <w:rPr>
       <w:rFonts w:ascii="Cambria" w:hAnsi="Cambria" w:eastAsia="宋体" w:cs="Times New Roman"/>
@@ -5074,6 +4702,7 @@
     <w:name w:val="CM31"/>
     <w:basedOn w:val="140"/>
     <w:next w:val="140"/>
+    <w:qFormat/>
     <w:uiPriority w:val="0"/>
     <w:pPr>
       <w:spacing w:line="391" w:lineRule="atLeast"/>
@@ -5085,6 +4714,7 @@
   </w:style>
   <w:style w:type="paragraph" w:customStyle="1" w:styleId="140">
     <w:name w:val="Default"/>
+    <w:qFormat/>
     <w:uiPriority w:val="0"/>
     <w:pPr>
       <w:widowControl w:val="0"/>
@@ -5100,8 +4730,8 @@
       <w:lang w:val="en-US" w:eastAsia="zh-CN" w:bidi="ar-SA"/>
     </w:rPr>
   </w:style>
-  <w:style w:type="paragraph" w:styleId="141">
-    <w:name w:val=""/>
+  <w:style w:type="paragraph" w:customStyle="1" w:styleId="141">
+    <w:name w:val="_Style 140"/>
     <w:basedOn w:val="2"/>
     <w:next w:val="1"/>
     <w:qFormat/>
@@ -5132,6 +4762,7 @@
     <w:name w:val="CM5"/>
     <w:basedOn w:val="140"/>
     <w:next w:val="140"/>
+    <w:qFormat/>
     <w:uiPriority w:val="0"/>
     <w:pPr>
       <w:spacing w:line="391" w:lineRule="atLeast"/>
@@ -5145,6 +4776,7 @@
     <w:name w:val="CM7"/>
     <w:basedOn w:val="140"/>
     <w:next w:val="140"/>
+    <w:qFormat/>
     <w:uiPriority w:val="0"/>
     <w:pPr>
       <w:spacing w:line="391" w:lineRule="atLeast"/>
@@ -5158,6 +4790,7 @@
     <w:name w:val="CM141"/>
     <w:basedOn w:val="140"/>
     <w:next w:val="140"/>
+    <w:qFormat/>
     <w:uiPriority w:val="0"/>
     <w:pPr>
       <w:spacing w:after="773"/>
@@ -5171,6 +4804,7 @@
     <w:name w:val="CM3"/>
     <w:basedOn w:val="140"/>
     <w:next w:val="140"/>
+    <w:qFormat/>
     <w:uiPriority w:val="0"/>
     <w:pPr>
       <w:spacing w:line="388" w:lineRule="atLeast"/>
@@ -5184,6 +4818,7 @@
     <w:name w:val="CM28"/>
     <w:basedOn w:val="140"/>
     <w:next w:val="140"/>
+    <w:qFormat/>
     <w:uiPriority w:val="0"/>
     <w:pPr>
       <w:spacing w:line="391" w:lineRule="atLeast"/>
@@ -5197,6 +4832,7 @@
     <w:name w:val="CM52"/>
     <w:basedOn w:val="140"/>
     <w:next w:val="140"/>
+    <w:qFormat/>
     <w:uiPriority w:val="0"/>
     <w:pPr>
       <w:spacing w:line="391" w:lineRule="atLeast"/>
@@ -5210,6 +4846,7 @@
     <w:name w:val="CM130"/>
     <w:basedOn w:val="1"/>
     <w:next w:val="1"/>
+    <w:qFormat/>
     <w:uiPriority w:val="0"/>
     <w:pPr>
       <w:autoSpaceDE w:val="0"/>
@@ -5229,6 +4866,7 @@
     <w:name w:val="CM2"/>
     <w:basedOn w:val="140"/>
     <w:next w:val="140"/>
+    <w:qFormat/>
     <w:uiPriority w:val="0"/>
     <w:pPr>
       <w:spacing w:line="391" w:lineRule="atLeast"/>
@@ -5242,6 +4880,7 @@
     <w:name w:val="CM135"/>
     <w:basedOn w:val="1"/>
     <w:next w:val="1"/>
+    <w:qFormat/>
     <w:uiPriority w:val="0"/>
     <w:pPr>
       <w:autoSpaceDE w:val="0"/>
@@ -5261,6 +4900,7 @@
     <w:name w:val="CM27"/>
     <w:basedOn w:val="140"/>
     <w:next w:val="140"/>
+    <w:qFormat/>
     <w:uiPriority w:val="0"/>
     <w:pPr>
       <w:spacing w:line="391" w:lineRule="atLeast"/>
@@ -5273,6 +4913,7 @@
   <w:style w:type="paragraph" w:customStyle="1" w:styleId="152">
     <w:name w:val="章标题(不加入目录内)"/>
     <w:basedOn w:val="39"/>
+    <w:qFormat/>
     <w:uiPriority w:val="0"/>
     <w:pPr>
       <w:keepLines/>
@@ -5291,6 +4932,7 @@
   <w:style w:type="paragraph" w:customStyle="1" w:styleId="153">
     <w:name w:val="样式 (中文) 黑体 小二 居中"/>
     <w:basedOn w:val="1"/>
+    <w:qFormat/>
     <w:uiPriority w:val="0"/>
     <w:pPr>
       <w:snapToGrid w:val="0"/>
@@ -5307,6 +4949,7 @@
   <w:style w:type="paragraph" w:customStyle="1" w:styleId="154">
     <w:name w:val="节"/>
     <w:basedOn w:val="1"/>
+    <w:qFormat/>
     <w:uiPriority w:val="0"/>
     <w:pPr>
       <w:snapToGrid w:val="0"/>
@@ -5321,6 +4964,7 @@
   <w:style w:type="paragraph" w:customStyle="1" w:styleId="155">
     <w:name w:val="条"/>
     <w:basedOn w:val="1"/>
+    <w:qFormat/>
     <w:uiPriority w:val="0"/>
     <w:pPr>
       <w:snapToGrid w:val="0"/>
@@ -5335,6 +4979,7 @@
   <w:style w:type="paragraph" w:customStyle="1" w:styleId="156">
     <w:name w:val="款"/>
     <w:basedOn w:val="1"/>
+    <w:qFormat/>
     <w:uiPriority w:val="0"/>
     <w:pPr>
       <w:snapToGrid w:val="0"/>
@@ -5348,6 +4993,7 @@
   <w:style w:type="paragraph" w:customStyle="1" w:styleId="157">
     <w:name w:val="样式 样式 小四 首行缩进:  0.74 厘米 行距: 1.5 倍行距 + 段前: 0.5 行 段后: 0.5 行"/>
     <w:basedOn w:val="1"/>
+    <w:qFormat/>
     <w:uiPriority w:val="0"/>
     <w:pPr>
       <w:spacing w:before="50" w:beforeLines="50" w:after="50" w:afterLines="50"/>
